--- a/Gestor_de_Inventarios/tarifarios/Tarifario_Faldas_2026.docx
+++ b/Gestor_de_Inventarios/tarifarios/Tarifario_Faldas_2026.docx
@@ -43,7 +43,7 @@
                 <w:color w:val="FFFFFF"/>
                 <w:sz w:val="40"/>
               </w:rPr>
-              <w:t>FALDAS</w:t>
+              <w:t>FALDAS · JUMPER</w:t>
             </w:r>
           </w:p>
         </w:tc>
@@ -68,7 +68,7 @@
                 <w:color w:val="9DC3E6"/>
                 <w:sz w:val="18"/>
               </w:rPr>
-              <w:t>Actualizado: Abril 2026</w:t>
+              <w:t>Actualizado: Julio 2026 · precios del sistema</w:t>
             </w:r>
           </w:p>
         </w:tc>
@@ -77,6 +77,56 @@
     <w:p>
       <w:pPr>
         <w:spacing w:before="0" w:after="120"/>
+      </w:pPr>
+    </w:p>
+    <w:tbl>
+      <w:tblPr>
+        <w:tblW w:type="auto" w:w="0"/>
+        <w:tblLook w:firstColumn="1" w:firstRow="1" w:lastColumn="0" w:lastRow="0" w:noHBand="0" w:noVBand="1" w:val="04A0"/>
+        <w:tblBorders>
+          <w:top w:val="none"/>
+          <w:left w:val="none"/>
+          <w:bottom w:val="none"/>
+          <w:right w:val="none"/>
+          <w:insideH w:val="none"/>
+          <w:insideV w:val="none"/>
+        </w:tblBorders>
+      </w:tblPr>
+      <w:tblGrid>
+        <w:gridCol w:w="15364"/>
+      </w:tblGrid>
+      <w:tr>
+        <w:tc>
+          <w:tcPr>
+            <w:tcW w:type="dxa" w:w="15364"/>
+            <w:shd w:val="clear" w:color="auto" w:fill="2E6FBF"/>
+            <w:tcMar>
+              <w:top w:w="80" w:type="dxa"/>
+              <w:bottom w:w="80" w:type="dxa"/>
+              <w:left w:w="180" w:type="dxa"/>
+              <w:right w:w="180" w:type="dxa"/>
+            </w:tcMar>
+          </w:tcPr>
+          <w:p>
+            <w:pPr>
+              <w:spacing w:before="0" w:after="0"/>
+              <w:jc w:val="left"/>
+            </w:pPr>
+            <w:r>
+              <w:rPr>
+                <w:b/>
+                <w:color w:val="FFFFFF"/>
+                <w:sz w:val="22"/>
+              </w:rPr>
+              <w:t>Precios generales</w:t>
+            </w:r>
+          </w:p>
+        </w:tc>
+      </w:tr>
+    </w:tbl>
+    <w:p>
+      <w:pPr>
+        <w:spacing w:before="0" w:after="40"/>
       </w:pPr>
     </w:p>
     <w:tbl>
@@ -150,7 +200,859 @@
                       <w:color w:val="FFFFFF"/>
                       <w:sz w:val="20"/>
                     </w:rPr>
-                    <w:t>Gales (Azul, Rojo, Verde)</w:t>
+                    <w:t>Jumper</w:t>
+                  </w:r>
+                </w:p>
+              </w:tc>
+            </w:tr>
+          </w:tbl>
+          <w:p/>
+          <w:tbl>
+            <w:tblPr>
+              <w:tblStyle w:val="TableGrid"/>
+              <w:tblW w:type="auto" w:w="0"/>
+              <w:tblLook w:firstColumn="1" w:firstRow="1" w:lastColumn="0" w:lastRow="0" w:noHBand="0" w:noVBand="1" w:val="04A0"/>
+            </w:tblPr>
+            <w:tblGrid>
+              <w:gridCol w:w="1920"/>
+              <w:gridCol w:w="1920"/>
+            </w:tblGrid>
+            <w:tr>
+              <w:tc>
+                <w:tcPr>
+                  <w:tcW w:type="dxa" w:w="1920"/>
+                  <w:shd w:val="clear" w:color="auto" w:fill="D6E8F7"/>
+                  <w:tcMar>
+                    <w:top w:w="50" w:type="dxa"/>
+                    <w:bottom w:w="50" w:type="dxa"/>
+                    <w:left w:w="100" w:type="dxa"/>
+                    <w:right w:w="100" w:type="dxa"/>
+                  </w:tcMar>
+                </w:tcPr>
+                <w:p>
+                  <w:pPr>
+                    <w:spacing w:before="0" w:after="0"/>
+                    <w:jc w:val="left"/>
+                  </w:pPr>
+                  <w:r>
+                    <w:rPr>
+                      <w:b/>
+                      <w:color w:val="2E6FBF"/>
+                      <w:sz w:val="17"/>
+                    </w:rPr>
+                    <w:t>Tallas</w:t>
+                  </w:r>
+                </w:p>
+              </w:tc>
+              <w:tc>
+                <w:tcPr>
+                  <w:tcW w:type="dxa" w:w="1920"/>
+                  <w:shd w:val="clear" w:color="auto" w:fill="D6E8F7"/>
+                  <w:tcMar>
+                    <w:top w:w="50" w:type="dxa"/>
+                    <w:bottom w:w="50" w:type="dxa"/>
+                    <w:left w:w="100" w:type="dxa"/>
+                    <w:right w:w="100" w:type="dxa"/>
+                  </w:tcMar>
+                </w:tcPr>
+                <w:p>
+                  <w:pPr>
+                    <w:spacing w:before="0" w:after="0"/>
+                    <w:jc w:val="right"/>
+                  </w:pPr>
+                  <w:r>
+                    <w:rPr>
+                      <w:b/>
+                      <w:color w:val="2E6FBF"/>
+                      <w:sz w:val="17"/>
+                    </w:rPr>
+                    <w:t>Precio</w:t>
+                  </w:r>
+                </w:p>
+              </w:tc>
+            </w:tr>
+            <w:tr>
+              <w:tc>
+                <w:tcPr>
+                  <w:tcW w:type="dxa" w:w="1920"/>
+                  <w:shd w:val="clear" w:color="auto" w:fill="FFFFFF"/>
+                  <w:tcMar>
+                    <w:top w:w="48" w:type="dxa"/>
+                    <w:bottom w:w="48" w:type="dxa"/>
+                    <w:left w:w="100" w:type="dxa"/>
+                    <w:right w:w="100" w:type="dxa"/>
+                  </w:tcMar>
+                </w:tcPr>
+                <w:p>
+                  <w:pPr>
+                    <w:spacing w:before="0" w:after="0"/>
+                    <w:jc w:val="left"/>
+                  </w:pPr>
+                  <w:r>
+                    <w:rPr>
+                      <w:b w:val="0"/>
+                      <w:color w:val="1A1A2E"/>
+                      <w:sz w:val="18"/>
+                    </w:rPr>
+                    <w:t>2, 4, 6, 8</w:t>
+                  </w:r>
+                </w:p>
+              </w:tc>
+              <w:tc>
+                <w:tcPr>
+                  <w:tcW w:type="dxa" w:w="1920"/>
+                  <w:shd w:val="clear" w:color="auto" w:fill="FFFFFF"/>
+                  <w:tcMar>
+                    <w:top w:w="48" w:type="dxa"/>
+                    <w:bottom w:w="48" w:type="dxa"/>
+                    <w:left w:w="100" w:type="dxa"/>
+                    <w:right w:w="100" w:type="dxa"/>
+                  </w:tcMar>
+                </w:tcPr>
+                <w:p>
+                  <w:pPr>
+                    <w:spacing w:before="0" w:after="0"/>
+                    <w:jc w:val="right"/>
+                  </w:pPr>
+                  <w:r>
+                    <w:rPr>
+                      <w:b/>
+                      <w:color w:val="1E3A6E"/>
+                      <w:sz w:val="18"/>
+                    </w:rPr>
+                    <w:t>$249</w:t>
+                  </w:r>
+                </w:p>
+              </w:tc>
+            </w:tr>
+            <w:tr>
+              <w:tc>
+                <w:tcPr>
+                  <w:tcW w:type="dxa" w:w="1920"/>
+                  <w:shd w:val="clear" w:color="auto" w:fill="EDF4FC"/>
+                  <w:tcMar>
+                    <w:top w:w="48" w:type="dxa"/>
+                    <w:bottom w:w="48" w:type="dxa"/>
+                    <w:left w:w="100" w:type="dxa"/>
+                    <w:right w:w="100" w:type="dxa"/>
+                  </w:tcMar>
+                </w:tcPr>
+                <w:p>
+                  <w:pPr>
+                    <w:spacing w:before="0" w:after="0"/>
+                    <w:jc w:val="left"/>
+                  </w:pPr>
+                  <w:r>
+                    <w:rPr>
+                      <w:b w:val="0"/>
+                      <w:color w:val="1A1A2E"/>
+                      <w:sz w:val="18"/>
+                    </w:rPr>
+                    <w:t>10, 12, 14, 16</w:t>
+                  </w:r>
+                </w:p>
+              </w:tc>
+              <w:tc>
+                <w:tcPr>
+                  <w:tcW w:type="dxa" w:w="1920"/>
+                  <w:shd w:val="clear" w:color="auto" w:fill="EDF4FC"/>
+                  <w:tcMar>
+                    <w:top w:w="48" w:type="dxa"/>
+                    <w:bottom w:w="48" w:type="dxa"/>
+                    <w:left w:w="100" w:type="dxa"/>
+                    <w:right w:w="100" w:type="dxa"/>
+                  </w:tcMar>
+                </w:tcPr>
+                <w:p>
+                  <w:pPr>
+                    <w:spacing w:before="0" w:after="0"/>
+                    <w:jc w:val="right"/>
+                  </w:pPr>
+                  <w:r>
+                    <w:rPr>
+                      <w:b/>
+                      <w:color w:val="1E3A6E"/>
+                      <w:sz w:val="18"/>
+                    </w:rPr>
+                    <w:t>$269</w:t>
+                  </w:r>
+                </w:p>
+              </w:tc>
+            </w:tr>
+            <w:tr>
+              <w:tc>
+                <w:tcPr>
+                  <w:tcW w:type="dxa" w:w="1920"/>
+                  <w:shd w:val="clear" w:color="auto" w:fill="FFFFFF"/>
+                  <w:tcMar>
+                    <w:top w:w="48" w:type="dxa"/>
+                    <w:bottom w:w="48" w:type="dxa"/>
+                    <w:left w:w="100" w:type="dxa"/>
+                    <w:right w:w="100" w:type="dxa"/>
+                  </w:tcMar>
+                </w:tcPr>
+                <w:p>
+                  <w:pPr>
+                    <w:spacing w:before="0" w:after="0"/>
+                    <w:jc w:val="left"/>
+                  </w:pPr>
+                  <w:r>
+                    <w:rPr>
+                      <w:b w:val="0"/>
+                      <w:color w:val="1A1A2E"/>
+                      <w:sz w:val="18"/>
+                    </w:rPr>
+                    <w:t>28, 30</w:t>
+                  </w:r>
+                </w:p>
+              </w:tc>
+              <w:tc>
+                <w:tcPr>
+                  <w:tcW w:type="dxa" w:w="1920"/>
+                  <w:shd w:val="clear" w:color="auto" w:fill="FFFFFF"/>
+                  <w:tcMar>
+                    <w:top w:w="48" w:type="dxa"/>
+                    <w:bottom w:w="48" w:type="dxa"/>
+                    <w:left w:w="100" w:type="dxa"/>
+                    <w:right w:w="100" w:type="dxa"/>
+                  </w:tcMar>
+                </w:tcPr>
+                <w:p>
+                  <w:pPr>
+                    <w:spacing w:before="0" w:after="0"/>
+                    <w:jc w:val="right"/>
+                  </w:pPr>
+                  <w:r>
+                    <w:rPr>
+                      <w:b/>
+                      <w:color w:val="1E3A6E"/>
+                      <w:sz w:val="18"/>
+                    </w:rPr>
+                    <w:t>$289</w:t>
+                  </w:r>
+                </w:p>
+              </w:tc>
+            </w:tr>
+            <w:tr>
+              <w:tc>
+                <w:tcPr>
+                  <w:tcW w:type="dxa" w:w="1920"/>
+                  <w:shd w:val="clear" w:color="auto" w:fill="EDF4FC"/>
+                  <w:tcMar>
+                    <w:top w:w="48" w:type="dxa"/>
+                    <w:bottom w:w="48" w:type="dxa"/>
+                    <w:left w:w="100" w:type="dxa"/>
+                    <w:right w:w="100" w:type="dxa"/>
+                  </w:tcMar>
+                </w:tcPr>
+                <w:p>
+                  <w:pPr>
+                    <w:spacing w:before="0" w:after="0"/>
+                    <w:jc w:val="left"/>
+                  </w:pPr>
+                  <w:r>
+                    <w:rPr>
+                      <w:b w:val="0"/>
+                      <w:color w:val="1A1A2E"/>
+                      <w:sz w:val="18"/>
+                    </w:rPr>
+                    <w:t>32, 34</w:t>
+                  </w:r>
+                </w:p>
+              </w:tc>
+              <w:tc>
+                <w:tcPr>
+                  <w:tcW w:type="dxa" w:w="1920"/>
+                  <w:shd w:val="clear" w:color="auto" w:fill="EDF4FC"/>
+                  <w:tcMar>
+                    <w:top w:w="48" w:type="dxa"/>
+                    <w:bottom w:w="48" w:type="dxa"/>
+                    <w:left w:w="100" w:type="dxa"/>
+                    <w:right w:w="100" w:type="dxa"/>
+                  </w:tcMar>
+                </w:tcPr>
+                <w:p>
+                  <w:pPr>
+                    <w:spacing w:before="0" w:after="0"/>
+                    <w:jc w:val="right"/>
+                  </w:pPr>
+                  <w:r>
+                    <w:rPr>
+                      <w:b/>
+                      <w:color w:val="1E3A6E"/>
+                      <w:sz w:val="18"/>
+                    </w:rPr>
+                    <w:t>$309</w:t>
+                  </w:r>
+                </w:p>
+              </w:tc>
+            </w:tr>
+            <w:tr>
+              <w:tc>
+                <w:tcPr>
+                  <w:tcW w:type="dxa" w:w="1920"/>
+                  <w:shd w:val="clear" w:color="auto" w:fill="FFFFFF"/>
+                  <w:tcMar>
+                    <w:top w:w="48" w:type="dxa"/>
+                    <w:bottom w:w="48" w:type="dxa"/>
+                    <w:left w:w="100" w:type="dxa"/>
+                    <w:right w:w="100" w:type="dxa"/>
+                  </w:tcMar>
+                </w:tcPr>
+                <w:p>
+                  <w:pPr>
+                    <w:spacing w:before="0" w:after="0"/>
+                    <w:jc w:val="left"/>
+                  </w:pPr>
+                  <w:r>
+                    <w:rPr>
+                      <w:b w:val="0"/>
+                      <w:color w:val="1A1A2E"/>
+                      <w:sz w:val="18"/>
+                    </w:rPr>
+                    <w:t>36, 38</w:t>
+                  </w:r>
+                </w:p>
+              </w:tc>
+              <w:tc>
+                <w:tcPr>
+                  <w:tcW w:type="dxa" w:w="1920"/>
+                  <w:shd w:val="clear" w:color="auto" w:fill="FFFFFF"/>
+                  <w:tcMar>
+                    <w:top w:w="48" w:type="dxa"/>
+                    <w:bottom w:w="48" w:type="dxa"/>
+                    <w:left w:w="100" w:type="dxa"/>
+                    <w:right w:w="100" w:type="dxa"/>
+                  </w:tcMar>
+                </w:tcPr>
+                <w:p>
+                  <w:pPr>
+                    <w:spacing w:before="0" w:after="0"/>
+                    <w:jc w:val="right"/>
+                  </w:pPr>
+                  <w:r>
+                    <w:rPr>
+                      <w:b/>
+                      <w:color w:val="1E3A6E"/>
+                      <w:sz w:val="18"/>
+                    </w:rPr>
+                    <w:t>$319</w:t>
+                  </w:r>
+                </w:p>
+              </w:tc>
+            </w:tr>
+            <w:tr>
+              <w:tc>
+                <w:tcPr>
+                  <w:tcW w:type="dxa" w:w="1920"/>
+                  <w:shd w:val="clear" w:color="auto" w:fill="EDF4FC"/>
+                  <w:tcMar>
+                    <w:top w:w="48" w:type="dxa"/>
+                    <w:bottom w:w="48" w:type="dxa"/>
+                    <w:left w:w="100" w:type="dxa"/>
+                    <w:right w:w="100" w:type="dxa"/>
+                  </w:tcMar>
+                </w:tcPr>
+                <w:p>
+                  <w:pPr>
+                    <w:spacing w:before="0" w:after="0"/>
+                    <w:jc w:val="left"/>
+                  </w:pPr>
+                  <w:r>
+                    <w:rPr>
+                      <w:b w:val="0"/>
+                      <w:color w:val="1A1A2E"/>
+                      <w:sz w:val="18"/>
+                    </w:rPr>
+                    <w:t>40, 42</w:t>
+                  </w:r>
+                </w:p>
+              </w:tc>
+              <w:tc>
+                <w:tcPr>
+                  <w:tcW w:type="dxa" w:w="1920"/>
+                  <w:shd w:val="clear" w:color="auto" w:fill="EDF4FC"/>
+                  <w:tcMar>
+                    <w:top w:w="48" w:type="dxa"/>
+                    <w:bottom w:w="48" w:type="dxa"/>
+                    <w:left w:w="100" w:type="dxa"/>
+                    <w:right w:w="100" w:type="dxa"/>
+                  </w:tcMar>
+                </w:tcPr>
+                <w:p>
+                  <w:pPr>
+                    <w:spacing w:before="0" w:after="0"/>
+                    <w:jc w:val="right"/>
+                  </w:pPr>
+                  <w:r>
+                    <w:rPr>
+                      <w:b/>
+                      <w:color w:val="1E3A6E"/>
+                      <w:sz w:val="18"/>
+                    </w:rPr>
+                    <w:t>$329</w:t>
+                  </w:r>
+                </w:p>
+              </w:tc>
+            </w:tr>
+          </w:tbl>
+          <w:p/>
+          <w:p>
+            <w:pPr>
+              <w:spacing w:before="0" w:after="80"/>
+            </w:pPr>
+          </w:p>
+        </w:tc>
+        <w:tc>
+          <w:tcPr>
+            <w:tcW w:type="dxa" w:w="3841"/>
+            <w:tcMar>
+              <w:top w:w="0" w:type="dxa"/>
+              <w:bottom w:w="0" w:type="dxa"/>
+              <w:left w:w="60" w:type="dxa"/>
+              <w:right w:w="60" w:type="dxa"/>
+            </w:tcMar>
+          </w:tcPr>
+          <w:p/>
+          <w:tbl>
+            <w:tblPr>
+              <w:tblW w:type="auto" w:w="0"/>
+              <w:tblLook w:firstColumn="1" w:firstRow="1" w:lastColumn="0" w:lastRow="0" w:noHBand="0" w:noVBand="1" w:val="04A0"/>
+              <w:tblBorders>
+                <w:top w:val="none"/>
+                <w:left w:val="none"/>
+                <w:bottom w:val="none"/>
+                <w:right w:val="none"/>
+                <w:insideH w:val="none"/>
+                <w:insideV w:val="none"/>
+              </w:tblBorders>
+            </w:tblPr>
+            <w:tblGrid>
+              <w:gridCol w:w="3841"/>
+            </w:tblGrid>
+            <w:tr>
+              <w:tc>
+                <w:tcPr>
+                  <w:tcW w:type="dxa" w:w="3841"/>
+                  <w:shd w:val="clear" w:color="auto" w:fill="2E6FBF"/>
+                  <w:tcMar>
+                    <w:top w:w="70" w:type="dxa"/>
+                    <w:bottom w:w="70" w:type="dxa"/>
+                    <w:left w:w="140" w:type="dxa"/>
+                    <w:right w:w="140" w:type="dxa"/>
+                  </w:tcMar>
+                </w:tcPr>
+                <w:p>
+                  <w:pPr>
+                    <w:spacing w:before="0" w:after="0"/>
+                    <w:jc w:val="left"/>
+                  </w:pPr>
+                  <w:r>
+                    <w:rPr>
+                      <w:b/>
+                      <w:color w:val="FFFFFF"/>
+                      <w:sz w:val="20"/>
+                    </w:rPr>
+                    <w:t>Cuatro Tablas · Tableada · Escolar A.M. · Vino</w:t>
+                  </w:r>
+                </w:p>
+              </w:tc>
+            </w:tr>
+          </w:tbl>
+          <w:p/>
+          <w:tbl>
+            <w:tblPr>
+              <w:tblStyle w:val="TableGrid"/>
+              <w:tblW w:type="auto" w:w="0"/>
+              <w:tblLook w:firstColumn="1" w:firstRow="1" w:lastColumn="0" w:lastRow="0" w:noHBand="0" w:noVBand="1" w:val="04A0"/>
+            </w:tblPr>
+            <w:tblGrid>
+              <w:gridCol w:w="1920"/>
+              <w:gridCol w:w="1920"/>
+            </w:tblGrid>
+            <w:tr>
+              <w:tc>
+                <w:tcPr>
+                  <w:tcW w:type="dxa" w:w="1920"/>
+                  <w:shd w:val="clear" w:color="auto" w:fill="D6E8F7"/>
+                  <w:tcMar>
+                    <w:top w:w="50" w:type="dxa"/>
+                    <w:bottom w:w="50" w:type="dxa"/>
+                    <w:left w:w="100" w:type="dxa"/>
+                    <w:right w:w="100" w:type="dxa"/>
+                  </w:tcMar>
+                </w:tcPr>
+                <w:p>
+                  <w:pPr>
+                    <w:spacing w:before="0" w:after="0"/>
+                    <w:jc w:val="left"/>
+                  </w:pPr>
+                  <w:r>
+                    <w:rPr>
+                      <w:b/>
+                      <w:color w:val="2E6FBF"/>
+                      <w:sz w:val="17"/>
+                    </w:rPr>
+                    <w:t>Tallas</w:t>
+                  </w:r>
+                </w:p>
+              </w:tc>
+              <w:tc>
+                <w:tcPr>
+                  <w:tcW w:type="dxa" w:w="1920"/>
+                  <w:shd w:val="clear" w:color="auto" w:fill="D6E8F7"/>
+                  <w:tcMar>
+                    <w:top w:w="50" w:type="dxa"/>
+                    <w:bottom w:w="50" w:type="dxa"/>
+                    <w:left w:w="100" w:type="dxa"/>
+                    <w:right w:w="100" w:type="dxa"/>
+                  </w:tcMar>
+                </w:tcPr>
+                <w:p>
+                  <w:pPr>
+                    <w:spacing w:before="0" w:after="0"/>
+                    <w:jc w:val="right"/>
+                  </w:pPr>
+                  <w:r>
+                    <w:rPr>
+                      <w:b/>
+                      <w:color w:val="2E6FBF"/>
+                      <w:sz w:val="17"/>
+                    </w:rPr>
+                    <w:t>Precio</w:t>
+                  </w:r>
+                </w:p>
+              </w:tc>
+            </w:tr>
+            <w:tr>
+              <w:tc>
+                <w:tcPr>
+                  <w:tcW w:type="dxa" w:w="1920"/>
+                  <w:shd w:val="clear" w:color="auto" w:fill="FFFFFF"/>
+                  <w:tcMar>
+                    <w:top w:w="48" w:type="dxa"/>
+                    <w:bottom w:w="48" w:type="dxa"/>
+                    <w:left w:w="100" w:type="dxa"/>
+                    <w:right w:w="100" w:type="dxa"/>
+                  </w:tcMar>
+                </w:tcPr>
+                <w:p>
+                  <w:pPr>
+                    <w:spacing w:before="0" w:after="0"/>
+                    <w:jc w:val="left"/>
+                  </w:pPr>
+                  <w:r>
+                    <w:rPr>
+                      <w:b w:val="0"/>
+                      <w:color w:val="1A1A2E"/>
+                      <w:sz w:val="18"/>
+                    </w:rPr>
+                    <w:t>2, 4, 6, 8, 10, 12, 14</w:t>
+                  </w:r>
+                </w:p>
+              </w:tc>
+              <w:tc>
+                <w:tcPr>
+                  <w:tcW w:type="dxa" w:w="1920"/>
+                  <w:shd w:val="clear" w:color="auto" w:fill="FFFFFF"/>
+                  <w:tcMar>
+                    <w:top w:w="48" w:type="dxa"/>
+                    <w:bottom w:w="48" w:type="dxa"/>
+                    <w:left w:w="100" w:type="dxa"/>
+                    <w:right w:w="100" w:type="dxa"/>
+                  </w:tcMar>
+                </w:tcPr>
+                <w:p>
+                  <w:pPr>
+                    <w:spacing w:before="0" w:after="0"/>
+                    <w:jc w:val="right"/>
+                  </w:pPr>
+                  <w:r>
+                    <w:rPr>
+                      <w:b/>
+                      <w:color w:val="1E3A6E"/>
+                      <w:sz w:val="18"/>
+                    </w:rPr>
+                    <w:t>$195</w:t>
+                  </w:r>
+                </w:p>
+              </w:tc>
+            </w:tr>
+            <w:tr>
+              <w:tc>
+                <w:tcPr>
+                  <w:tcW w:type="dxa" w:w="1920"/>
+                  <w:shd w:val="clear" w:color="auto" w:fill="EDF4FC"/>
+                  <w:tcMar>
+                    <w:top w:w="48" w:type="dxa"/>
+                    <w:bottom w:w="48" w:type="dxa"/>
+                    <w:left w:w="100" w:type="dxa"/>
+                    <w:right w:w="100" w:type="dxa"/>
+                  </w:tcMar>
+                </w:tcPr>
+                <w:p>
+                  <w:pPr>
+                    <w:spacing w:before="0" w:after="0"/>
+                    <w:jc w:val="left"/>
+                  </w:pPr>
+                  <w:r>
+                    <w:rPr>
+                      <w:b w:val="0"/>
+                      <w:color w:val="1A1A2E"/>
+                      <w:sz w:val="18"/>
+                    </w:rPr>
+                    <w:t>16, 18, 20, 28, 30</w:t>
+                  </w:r>
+                </w:p>
+              </w:tc>
+              <w:tc>
+                <w:tcPr>
+                  <w:tcW w:type="dxa" w:w="1920"/>
+                  <w:shd w:val="clear" w:color="auto" w:fill="EDF4FC"/>
+                  <w:tcMar>
+                    <w:top w:w="48" w:type="dxa"/>
+                    <w:bottom w:w="48" w:type="dxa"/>
+                    <w:left w:w="100" w:type="dxa"/>
+                    <w:right w:w="100" w:type="dxa"/>
+                  </w:tcMar>
+                </w:tcPr>
+                <w:p>
+                  <w:pPr>
+                    <w:spacing w:before="0" w:after="0"/>
+                    <w:jc w:val="right"/>
+                  </w:pPr>
+                  <w:r>
+                    <w:rPr>
+                      <w:b/>
+                      <w:color w:val="1E3A6E"/>
+                      <w:sz w:val="18"/>
+                    </w:rPr>
+                    <w:t>$205</w:t>
+                  </w:r>
+                </w:p>
+              </w:tc>
+            </w:tr>
+            <w:tr>
+              <w:tc>
+                <w:tcPr>
+                  <w:tcW w:type="dxa" w:w="1920"/>
+                  <w:shd w:val="clear" w:color="auto" w:fill="FFFFFF"/>
+                  <w:tcMar>
+                    <w:top w:w="48" w:type="dxa"/>
+                    <w:bottom w:w="48" w:type="dxa"/>
+                    <w:left w:w="100" w:type="dxa"/>
+                    <w:right w:w="100" w:type="dxa"/>
+                  </w:tcMar>
+                </w:tcPr>
+                <w:p>
+                  <w:pPr>
+                    <w:spacing w:before="0" w:after="0"/>
+                    <w:jc w:val="left"/>
+                  </w:pPr>
+                  <w:r>
+                    <w:rPr>
+                      <w:b w:val="0"/>
+                      <w:color w:val="1A1A2E"/>
+                      <w:sz w:val="18"/>
+                    </w:rPr>
+                    <w:t>32, 34</w:t>
+                  </w:r>
+                </w:p>
+              </w:tc>
+              <w:tc>
+                <w:tcPr>
+                  <w:tcW w:type="dxa" w:w="1920"/>
+                  <w:shd w:val="clear" w:color="auto" w:fill="FFFFFF"/>
+                  <w:tcMar>
+                    <w:top w:w="48" w:type="dxa"/>
+                    <w:bottom w:w="48" w:type="dxa"/>
+                    <w:left w:w="100" w:type="dxa"/>
+                    <w:right w:w="100" w:type="dxa"/>
+                  </w:tcMar>
+                </w:tcPr>
+                <w:p>
+                  <w:pPr>
+                    <w:spacing w:before="0" w:after="0"/>
+                    <w:jc w:val="right"/>
+                  </w:pPr>
+                  <w:r>
+                    <w:rPr>
+                      <w:b/>
+                      <w:color w:val="1E3A6E"/>
+                      <w:sz w:val="18"/>
+                    </w:rPr>
+                    <w:t>$215</w:t>
+                  </w:r>
+                </w:p>
+              </w:tc>
+            </w:tr>
+            <w:tr>
+              <w:tc>
+                <w:tcPr>
+                  <w:tcW w:type="dxa" w:w="1920"/>
+                  <w:shd w:val="clear" w:color="auto" w:fill="EDF4FC"/>
+                  <w:tcMar>
+                    <w:top w:w="48" w:type="dxa"/>
+                    <w:bottom w:w="48" w:type="dxa"/>
+                    <w:left w:w="100" w:type="dxa"/>
+                    <w:right w:w="100" w:type="dxa"/>
+                  </w:tcMar>
+                </w:tcPr>
+                <w:p>
+                  <w:pPr>
+                    <w:spacing w:before="0" w:after="0"/>
+                    <w:jc w:val="left"/>
+                  </w:pPr>
+                  <w:r>
+                    <w:rPr>
+                      <w:b w:val="0"/>
+                      <w:color w:val="1A1A2E"/>
+                      <w:sz w:val="18"/>
+                    </w:rPr>
+                    <w:t>36, 38</w:t>
+                  </w:r>
+                </w:p>
+              </w:tc>
+              <w:tc>
+                <w:tcPr>
+                  <w:tcW w:type="dxa" w:w="1920"/>
+                  <w:shd w:val="clear" w:color="auto" w:fill="EDF4FC"/>
+                  <w:tcMar>
+                    <w:top w:w="48" w:type="dxa"/>
+                    <w:bottom w:w="48" w:type="dxa"/>
+                    <w:left w:w="100" w:type="dxa"/>
+                    <w:right w:w="100" w:type="dxa"/>
+                  </w:tcMar>
+                </w:tcPr>
+                <w:p>
+                  <w:pPr>
+                    <w:spacing w:before="0" w:after="0"/>
+                    <w:jc w:val="right"/>
+                  </w:pPr>
+                  <w:r>
+                    <w:rPr>
+                      <w:b/>
+                      <w:color w:val="1E3A6E"/>
+                      <w:sz w:val="18"/>
+                    </w:rPr>
+                    <w:t>$225</w:t>
+                  </w:r>
+                </w:p>
+              </w:tc>
+            </w:tr>
+            <w:tr>
+              <w:tc>
+                <w:tcPr>
+                  <w:tcW w:type="dxa" w:w="1920"/>
+                  <w:shd w:val="clear" w:color="auto" w:fill="FFFFFF"/>
+                  <w:tcMar>
+                    <w:top w:w="48" w:type="dxa"/>
+                    <w:bottom w:w="48" w:type="dxa"/>
+                    <w:left w:w="100" w:type="dxa"/>
+                    <w:right w:w="100" w:type="dxa"/>
+                  </w:tcMar>
+                </w:tcPr>
+                <w:p>
+                  <w:pPr>
+                    <w:spacing w:before="0" w:after="0"/>
+                    <w:jc w:val="left"/>
+                  </w:pPr>
+                  <w:r>
+                    <w:rPr>
+                      <w:b w:val="0"/>
+                      <w:color w:val="1A1A2E"/>
+                      <w:sz w:val="18"/>
+                    </w:rPr>
+                    <w:t>40, 42</w:t>
+                  </w:r>
+                </w:p>
+              </w:tc>
+              <w:tc>
+                <w:tcPr>
+                  <w:tcW w:type="dxa" w:w="1920"/>
+                  <w:shd w:val="clear" w:color="auto" w:fill="FFFFFF"/>
+                  <w:tcMar>
+                    <w:top w:w="48" w:type="dxa"/>
+                    <w:bottom w:w="48" w:type="dxa"/>
+                    <w:left w:w="100" w:type="dxa"/>
+                    <w:right w:w="100" w:type="dxa"/>
+                  </w:tcMar>
+                </w:tcPr>
+                <w:p>
+                  <w:pPr>
+                    <w:spacing w:before="0" w:after="0"/>
+                    <w:jc w:val="right"/>
+                  </w:pPr>
+                  <w:r>
+                    <w:rPr>
+                      <w:b/>
+                      <w:color w:val="1E3A6E"/>
+                      <w:sz w:val="18"/>
+                    </w:rPr>
+                    <w:t>$235</w:t>
+                  </w:r>
+                </w:p>
+              </w:tc>
+            </w:tr>
+          </w:tbl>
+          <w:p/>
+          <w:p>
+            <w:pPr>
+              <w:spacing w:before="0" w:after="80"/>
+            </w:pPr>
+          </w:p>
+        </w:tc>
+        <w:tc>
+          <w:tcPr>
+            <w:tcW w:type="dxa" w:w="3841"/>
+            <w:tcMar>
+              <w:top w:w="0" w:type="dxa"/>
+              <w:bottom w:w="0" w:type="dxa"/>
+              <w:left w:w="60" w:type="dxa"/>
+              <w:right w:w="60" w:type="dxa"/>
+            </w:tcMar>
+          </w:tcPr>
+          <w:p/>
+          <w:tbl>
+            <w:tblPr>
+              <w:tblW w:type="auto" w:w="0"/>
+              <w:tblLook w:firstColumn="1" w:firstRow="1" w:lastColumn="0" w:lastRow="0" w:noHBand="0" w:noVBand="1" w:val="04A0"/>
+              <w:tblBorders>
+                <w:top w:val="none"/>
+                <w:left w:val="none"/>
+                <w:bottom w:val="none"/>
+                <w:right w:val="none"/>
+                <w:insideH w:val="none"/>
+                <w:insideV w:val="none"/>
+              </w:tblBorders>
+            </w:tblPr>
+            <w:tblGrid>
+              <w:gridCol w:w="3841"/>
+            </w:tblGrid>
+            <w:tr>
+              <w:tc>
+                <w:tcPr>
+                  <w:tcW w:type="dxa" w:w="3841"/>
+                  <w:shd w:val="clear" w:color="auto" w:fill="2E6FBF"/>
+                  <w:tcMar>
+                    <w:top w:w="70" w:type="dxa"/>
+                    <w:bottom w:w="70" w:type="dxa"/>
+                    <w:left w:w="140" w:type="dxa"/>
+                    <w:right w:w="140" w:type="dxa"/>
+                  </w:tcMar>
+                </w:tcPr>
+                <w:p>
+                  <w:pPr>
+                    <w:spacing w:before="0" w:after="0"/>
+                    <w:jc w:val="left"/>
+                  </w:pPr>
+                  <w:r>
+                    <w:rPr>
+                      <w:b/>
+                      <w:color w:val="FFFFFF"/>
+                      <w:sz w:val="20"/>
+                    </w:rPr>
+                    <w:t>Gales · Azul, Rojo, Verde</w:t>
                   </w:r>
                 </w:p>
               </w:tc>
@@ -603,405 +1505,6 @@
                       <w:color w:val="FFFFFF"/>
                       <w:sz w:val="20"/>
                     </w:rPr>
-                    <w:t>Vino</w:t>
-                  </w:r>
-                </w:p>
-              </w:tc>
-            </w:tr>
-          </w:tbl>
-          <w:p/>
-          <w:tbl>
-            <w:tblPr>
-              <w:tblStyle w:val="TableGrid"/>
-              <w:tblW w:type="auto" w:w="0"/>
-              <w:tblLook w:firstColumn="1" w:firstRow="1" w:lastColumn="0" w:lastRow="0" w:noHBand="0" w:noVBand="1" w:val="04A0"/>
-            </w:tblPr>
-            <w:tblGrid>
-              <w:gridCol w:w="1920"/>
-              <w:gridCol w:w="1920"/>
-            </w:tblGrid>
-            <w:tr>
-              <w:tc>
-                <w:tcPr>
-                  <w:tcW w:type="dxa" w:w="1920"/>
-                  <w:shd w:val="clear" w:color="auto" w:fill="D6E8F7"/>
-                  <w:tcMar>
-                    <w:top w:w="50" w:type="dxa"/>
-                    <w:bottom w:w="50" w:type="dxa"/>
-                    <w:left w:w="100" w:type="dxa"/>
-                    <w:right w:w="100" w:type="dxa"/>
-                  </w:tcMar>
-                </w:tcPr>
-                <w:p>
-                  <w:pPr>
-                    <w:spacing w:before="0" w:after="0"/>
-                    <w:jc w:val="left"/>
-                  </w:pPr>
-                  <w:r>
-                    <w:rPr>
-                      <w:b/>
-                      <w:color w:val="2E6FBF"/>
-                      <w:sz w:val="17"/>
-                    </w:rPr>
-                    <w:t>Tallas</w:t>
-                  </w:r>
-                </w:p>
-              </w:tc>
-              <w:tc>
-                <w:tcPr>
-                  <w:tcW w:type="dxa" w:w="1920"/>
-                  <w:shd w:val="clear" w:color="auto" w:fill="D6E8F7"/>
-                  <w:tcMar>
-                    <w:top w:w="50" w:type="dxa"/>
-                    <w:bottom w:w="50" w:type="dxa"/>
-                    <w:left w:w="100" w:type="dxa"/>
-                    <w:right w:w="100" w:type="dxa"/>
-                  </w:tcMar>
-                </w:tcPr>
-                <w:p>
-                  <w:pPr>
-                    <w:spacing w:before="0" w:after="0"/>
-                    <w:jc w:val="right"/>
-                  </w:pPr>
-                  <w:r>
-                    <w:rPr>
-                      <w:b/>
-                      <w:color w:val="2E6FBF"/>
-                      <w:sz w:val="17"/>
-                    </w:rPr>
-                    <w:t>Precio</w:t>
-                  </w:r>
-                </w:p>
-              </w:tc>
-            </w:tr>
-            <w:tr>
-              <w:tc>
-                <w:tcPr>
-                  <w:tcW w:type="dxa" w:w="1920"/>
-                  <w:shd w:val="clear" w:color="auto" w:fill="FFFFFF"/>
-                  <w:tcMar>
-                    <w:top w:w="48" w:type="dxa"/>
-                    <w:bottom w:w="48" w:type="dxa"/>
-                    <w:left w:w="100" w:type="dxa"/>
-                    <w:right w:w="100" w:type="dxa"/>
-                  </w:tcMar>
-                </w:tcPr>
-                <w:p>
-                  <w:pPr>
-                    <w:spacing w:before="0" w:after="0"/>
-                    <w:jc w:val="left"/>
-                  </w:pPr>
-                  <w:r>
-                    <w:rPr>
-                      <w:b w:val="0"/>
-                      <w:color w:val="1A1A2E"/>
-                      <w:sz w:val="18"/>
-                    </w:rPr>
-                    <w:t>4, 6, 8</w:t>
-                  </w:r>
-                </w:p>
-              </w:tc>
-              <w:tc>
-                <w:tcPr>
-                  <w:tcW w:type="dxa" w:w="1920"/>
-                  <w:shd w:val="clear" w:color="auto" w:fill="FFFFFF"/>
-                  <w:tcMar>
-                    <w:top w:w="48" w:type="dxa"/>
-                    <w:bottom w:w="48" w:type="dxa"/>
-                    <w:left w:w="100" w:type="dxa"/>
-                    <w:right w:w="100" w:type="dxa"/>
-                  </w:tcMar>
-                </w:tcPr>
-                <w:p>
-                  <w:pPr>
-                    <w:spacing w:before="0" w:after="0"/>
-                    <w:jc w:val="right"/>
-                  </w:pPr>
-                  <w:r>
-                    <w:rPr>
-                      <w:b/>
-                      <w:color w:val="1E3A6E"/>
-                      <w:sz w:val="18"/>
-                    </w:rPr>
-                    <w:t>$199</w:t>
-                  </w:r>
-                </w:p>
-              </w:tc>
-            </w:tr>
-            <w:tr>
-              <w:tc>
-                <w:tcPr>
-                  <w:tcW w:type="dxa" w:w="1920"/>
-                  <w:shd w:val="clear" w:color="auto" w:fill="EDF4FC"/>
-                  <w:tcMar>
-                    <w:top w:w="48" w:type="dxa"/>
-                    <w:bottom w:w="48" w:type="dxa"/>
-                    <w:left w:w="100" w:type="dxa"/>
-                    <w:right w:w="100" w:type="dxa"/>
-                  </w:tcMar>
-                </w:tcPr>
-                <w:p>
-                  <w:pPr>
-                    <w:spacing w:before="0" w:after="0"/>
-                    <w:jc w:val="left"/>
-                  </w:pPr>
-                  <w:r>
-                    <w:rPr>
-                      <w:b w:val="0"/>
-                      <w:color w:val="1A1A2E"/>
-                      <w:sz w:val="18"/>
-                    </w:rPr>
-                    <w:t>10, 12</w:t>
-                  </w:r>
-                </w:p>
-              </w:tc>
-              <w:tc>
-                <w:tcPr>
-                  <w:tcW w:type="dxa" w:w="1920"/>
-                  <w:shd w:val="clear" w:color="auto" w:fill="EDF4FC"/>
-                  <w:tcMar>
-                    <w:top w:w="48" w:type="dxa"/>
-                    <w:bottom w:w="48" w:type="dxa"/>
-                    <w:left w:w="100" w:type="dxa"/>
-                    <w:right w:w="100" w:type="dxa"/>
-                  </w:tcMar>
-                </w:tcPr>
-                <w:p>
-                  <w:pPr>
-                    <w:spacing w:before="0" w:after="0"/>
-                    <w:jc w:val="right"/>
-                  </w:pPr>
-                  <w:r>
-                    <w:rPr>
-                      <w:b/>
-                      <w:color w:val="1E3A6E"/>
-                      <w:sz w:val="18"/>
-                    </w:rPr>
-                    <w:t>$205</w:t>
-                  </w:r>
-                </w:p>
-              </w:tc>
-            </w:tr>
-            <w:tr>
-              <w:tc>
-                <w:tcPr>
-                  <w:tcW w:type="dxa" w:w="1920"/>
-                  <w:shd w:val="clear" w:color="auto" w:fill="FFFFFF"/>
-                  <w:tcMar>
-                    <w:top w:w="48" w:type="dxa"/>
-                    <w:bottom w:w="48" w:type="dxa"/>
-                    <w:left w:w="100" w:type="dxa"/>
-                    <w:right w:w="100" w:type="dxa"/>
-                  </w:tcMar>
-                </w:tcPr>
-                <w:p>
-                  <w:pPr>
-                    <w:spacing w:before="0" w:after="0"/>
-                    <w:jc w:val="left"/>
-                  </w:pPr>
-                  <w:r>
-                    <w:rPr>
-                      <w:b w:val="0"/>
-                      <w:color w:val="1A1A2E"/>
-                      <w:sz w:val="18"/>
-                    </w:rPr>
-                    <w:t>14, 16</w:t>
-                  </w:r>
-                </w:p>
-              </w:tc>
-              <w:tc>
-                <w:tcPr>
-                  <w:tcW w:type="dxa" w:w="1920"/>
-                  <w:shd w:val="clear" w:color="auto" w:fill="FFFFFF"/>
-                  <w:tcMar>
-                    <w:top w:w="48" w:type="dxa"/>
-                    <w:bottom w:w="48" w:type="dxa"/>
-                    <w:left w:w="100" w:type="dxa"/>
-                    <w:right w:w="100" w:type="dxa"/>
-                  </w:tcMar>
-                </w:tcPr>
-                <w:p>
-                  <w:pPr>
-                    <w:spacing w:before="0" w:after="0"/>
-                    <w:jc w:val="right"/>
-                  </w:pPr>
-                  <w:r>
-                    <w:rPr>
-                      <w:b/>
-                      <w:color w:val="1E3A6E"/>
-                      <w:sz w:val="18"/>
-                    </w:rPr>
-                    <w:t>$215</w:t>
-                  </w:r>
-                </w:p>
-              </w:tc>
-            </w:tr>
-            <w:tr>
-              <w:tc>
-                <w:tcPr>
-                  <w:tcW w:type="dxa" w:w="1920"/>
-                  <w:shd w:val="clear" w:color="auto" w:fill="EDF4FC"/>
-                  <w:tcMar>
-                    <w:top w:w="48" w:type="dxa"/>
-                    <w:bottom w:w="48" w:type="dxa"/>
-                    <w:left w:w="100" w:type="dxa"/>
-                    <w:right w:w="100" w:type="dxa"/>
-                  </w:tcMar>
-                </w:tcPr>
-                <w:p>
-                  <w:pPr>
-                    <w:spacing w:before="0" w:after="0"/>
-                    <w:jc w:val="left"/>
-                  </w:pPr>
-                  <w:r>
-                    <w:rPr>
-                      <w:b w:val="0"/>
-                      <w:color w:val="1A1A2E"/>
-                      <w:sz w:val="18"/>
-                    </w:rPr>
-                    <w:t>28, 30, 32, 34</w:t>
-                  </w:r>
-                </w:p>
-              </w:tc>
-              <w:tc>
-                <w:tcPr>
-                  <w:tcW w:type="dxa" w:w="1920"/>
-                  <w:shd w:val="clear" w:color="auto" w:fill="EDF4FC"/>
-                  <w:tcMar>
-                    <w:top w:w="48" w:type="dxa"/>
-                    <w:bottom w:w="48" w:type="dxa"/>
-                    <w:left w:w="100" w:type="dxa"/>
-                    <w:right w:w="100" w:type="dxa"/>
-                  </w:tcMar>
-                </w:tcPr>
-                <w:p>
-                  <w:pPr>
-                    <w:spacing w:before="0" w:after="0"/>
-                    <w:jc w:val="right"/>
-                  </w:pPr>
-                  <w:r>
-                    <w:rPr>
-                      <w:b/>
-                      <w:color w:val="1E3A6E"/>
-                      <w:sz w:val="18"/>
-                    </w:rPr>
-                    <w:t>$225</w:t>
-                  </w:r>
-                </w:p>
-              </w:tc>
-            </w:tr>
-            <w:tr>
-              <w:tc>
-                <w:tcPr>
-                  <w:tcW w:type="dxa" w:w="1920"/>
-                  <w:shd w:val="clear" w:color="auto" w:fill="FFFFFF"/>
-                  <w:tcMar>
-                    <w:top w:w="48" w:type="dxa"/>
-                    <w:bottom w:w="48" w:type="dxa"/>
-                    <w:left w:w="100" w:type="dxa"/>
-                    <w:right w:w="100" w:type="dxa"/>
-                  </w:tcMar>
-                </w:tcPr>
-                <w:p>
-                  <w:pPr>
-                    <w:spacing w:before="0" w:after="0"/>
-                    <w:jc w:val="left"/>
-                  </w:pPr>
-                  <w:r>
-                    <w:rPr>
-                      <w:b w:val="0"/>
-                      <w:color w:val="1A1A2E"/>
-                      <w:sz w:val="18"/>
-                    </w:rPr>
-                    <w:t>36</w:t>
-                  </w:r>
-                </w:p>
-              </w:tc>
-              <w:tc>
-                <w:tcPr>
-                  <w:tcW w:type="dxa" w:w="1920"/>
-                  <w:shd w:val="clear" w:color="auto" w:fill="FFFFFF"/>
-                  <w:tcMar>
-                    <w:top w:w="48" w:type="dxa"/>
-                    <w:bottom w:w="48" w:type="dxa"/>
-                    <w:left w:w="100" w:type="dxa"/>
-                    <w:right w:w="100" w:type="dxa"/>
-                  </w:tcMar>
-                </w:tcPr>
-                <w:p>
-                  <w:pPr>
-                    <w:spacing w:before="0" w:after="0"/>
-                    <w:jc w:val="right"/>
-                  </w:pPr>
-                  <w:r>
-                    <w:rPr>
-                      <w:b/>
-                      <w:color w:val="1E3A6E"/>
-                      <w:sz w:val="18"/>
-                    </w:rPr>
-                    <w:t>$235</w:t>
-                  </w:r>
-                </w:p>
-              </w:tc>
-            </w:tr>
-          </w:tbl>
-          <w:p/>
-          <w:p>
-            <w:pPr>
-              <w:spacing w:before="0" w:after="80"/>
-            </w:pPr>
-          </w:p>
-        </w:tc>
-        <w:tc>
-          <w:tcPr>
-            <w:tcW w:type="dxa" w:w="3841"/>
-            <w:tcMar>
-              <w:top w:w="0" w:type="dxa"/>
-              <w:bottom w:w="0" w:type="dxa"/>
-              <w:left w:w="60" w:type="dxa"/>
-              <w:right w:w="60" w:type="dxa"/>
-            </w:tcMar>
-          </w:tcPr>
-          <w:p/>
-          <w:tbl>
-            <w:tblPr>
-              <w:tblW w:type="auto" w:w="0"/>
-              <w:tblLook w:firstColumn="1" w:firstRow="1" w:lastColumn="0" w:lastRow="0" w:noHBand="0" w:noVBand="1" w:val="04A0"/>
-              <w:tblBorders>
-                <w:top w:val="none"/>
-                <w:left w:val="none"/>
-                <w:bottom w:val="none"/>
-                <w:right w:val="none"/>
-                <w:insideH w:val="none"/>
-                <w:insideV w:val="none"/>
-              </w:tblBorders>
-            </w:tblPr>
-            <w:tblGrid>
-              <w:gridCol w:w="3841"/>
-            </w:tblGrid>
-            <w:tr>
-              <w:tc>
-                <w:tcPr>
-                  <w:tcW w:type="dxa" w:w="3841"/>
-                  <w:shd w:val="clear" w:color="auto" w:fill="2E6FBF"/>
-                  <w:tcMar>
-                    <w:top w:w="70" w:type="dxa"/>
-                    <w:bottom w:w="70" w:type="dxa"/>
-                    <w:left w:w="140" w:type="dxa"/>
-                    <w:right w:w="140" w:type="dxa"/>
-                  </w:tcMar>
-                </w:tcPr>
-                <w:p>
-                  <w:pPr>
-                    <w:spacing w:before="0" w:after="0"/>
-                    <w:jc w:val="left"/>
-                  </w:pPr>
-                  <w:r>
-                    <w:rPr>
-                      <w:b/>
-                      <w:color w:val="FFFFFF"/>
-                      <w:sz w:val="20"/>
-                    </w:rPr>
                     <w:t>Escocés</w:t>
                   </w:r>
                 </w:p>
@@ -1122,7 +1625,7 @@
                       <w:color w:val="1E3A6E"/>
                       <w:sz w:val="18"/>
                     </w:rPr>
-                    <w:t>$205</w:t>
+                    <w:t>$215</w:t>
                   </w:r>
                 </w:p>
               </w:tc>
@@ -1176,7 +1679,7 @@
                       <w:color w:val="1E3A6E"/>
                       <w:sz w:val="18"/>
                     </w:rPr>
-                    <w:t>$215</w:t>
+                    <w:t>$235</w:t>
                   </w:r>
                 </w:p>
               </w:tc>
@@ -1351,6 +1854,8 @@
             </w:pPr>
           </w:p>
         </w:tc>
+      </w:tr>
+      <w:tr>
         <w:tc>
           <w:tcPr>
             <w:tcW w:type="dxa" w:w="3841"/>
@@ -1401,7 +1906,7 @@
                       <w:color w:val="FFFFFF"/>
                       <w:sz w:val="20"/>
                     </w:rPr>
-                    <w:t>Gris (Claro y Obscuro)</w:t>
+                    <w:t>Gris · Claro y Obscuro</w:t>
                   </w:r>
                 </w:p>
               </w:tc>
@@ -1495,7 +2000,7 @@
                       <w:color w:val="1A1A2E"/>
                       <w:sz w:val="18"/>
                     </w:rPr>
-                    <w:t>4–16</w:t>
+                    <w:t>4, 6, 8, 10, 12, 14, 16</w:t>
                   </w:r>
                 </w:p>
               </w:tc>
@@ -1696,1448 +2201,6 @@
             </w:pPr>
           </w:p>
         </w:tc>
-      </w:tr>
-      <w:tr>
-        <w:tc>
-          <w:tcPr>
-            <w:tcW w:type="dxa" w:w="3841"/>
-            <w:tcMar>
-              <w:top w:w="0" w:type="dxa"/>
-              <w:bottom w:w="0" w:type="dxa"/>
-              <w:left w:w="60" w:type="dxa"/>
-              <w:right w:w="60" w:type="dxa"/>
-            </w:tcMar>
-          </w:tcPr>
-          <w:p/>
-          <w:tbl>
-            <w:tblPr>
-              <w:tblW w:type="auto" w:w="0"/>
-              <w:tblLook w:firstColumn="1" w:firstRow="1" w:lastColumn="0" w:lastRow="0" w:noHBand="0" w:noVBand="1" w:val="04A0"/>
-              <w:tblBorders>
-                <w:top w:val="none"/>
-                <w:left w:val="none"/>
-                <w:bottom w:val="none"/>
-                <w:right w:val="none"/>
-                <w:insideH w:val="none"/>
-                <w:insideV w:val="none"/>
-              </w:tblBorders>
-            </w:tblPr>
-            <w:tblGrid>
-              <w:gridCol w:w="3841"/>
-            </w:tblGrid>
-            <w:tr>
-              <w:tc>
-                <w:tcPr>
-                  <w:tcW w:type="dxa" w:w="3841"/>
-                  <w:shd w:val="clear" w:color="auto" w:fill="2E6FBF"/>
-                  <w:tcMar>
-                    <w:top w:w="70" w:type="dxa"/>
-                    <w:bottom w:w="70" w:type="dxa"/>
-                    <w:left w:w="140" w:type="dxa"/>
-                    <w:right w:w="140" w:type="dxa"/>
-                  </w:tcMar>
-                </w:tcPr>
-                <w:p>
-                  <w:pPr>
-                    <w:spacing w:before="0" w:after="0"/>
-                    <w:jc w:val="left"/>
-                  </w:pPr>
-                  <w:r>
-                    <w:rPr>
-                      <w:b/>
-                      <w:color w:val="FFFFFF"/>
-                      <w:sz w:val="20"/>
-                    </w:rPr>
-                    <w:t>Cuatro Tablas</w:t>
-                  </w:r>
-                </w:p>
-              </w:tc>
-            </w:tr>
-          </w:tbl>
-          <w:p/>
-          <w:tbl>
-            <w:tblPr>
-              <w:tblStyle w:val="TableGrid"/>
-              <w:tblW w:type="auto" w:w="0"/>
-              <w:tblLook w:firstColumn="1" w:firstRow="1" w:lastColumn="0" w:lastRow="0" w:noHBand="0" w:noVBand="1" w:val="04A0"/>
-            </w:tblPr>
-            <w:tblGrid>
-              <w:gridCol w:w="1920"/>
-              <w:gridCol w:w="1920"/>
-            </w:tblGrid>
-            <w:tr>
-              <w:tc>
-                <w:tcPr>
-                  <w:tcW w:type="dxa" w:w="1920"/>
-                  <w:shd w:val="clear" w:color="auto" w:fill="D6E8F7"/>
-                  <w:tcMar>
-                    <w:top w:w="50" w:type="dxa"/>
-                    <w:bottom w:w="50" w:type="dxa"/>
-                    <w:left w:w="100" w:type="dxa"/>
-                    <w:right w:w="100" w:type="dxa"/>
-                  </w:tcMar>
-                </w:tcPr>
-                <w:p>
-                  <w:pPr>
-                    <w:spacing w:before="0" w:after="0"/>
-                    <w:jc w:val="left"/>
-                  </w:pPr>
-                  <w:r>
-                    <w:rPr>
-                      <w:b/>
-                      <w:color w:val="2E6FBF"/>
-                      <w:sz w:val="17"/>
-                    </w:rPr>
-                    <w:t>Tallas</w:t>
-                  </w:r>
-                </w:p>
-              </w:tc>
-              <w:tc>
-                <w:tcPr>
-                  <w:tcW w:type="dxa" w:w="1920"/>
-                  <w:shd w:val="clear" w:color="auto" w:fill="D6E8F7"/>
-                  <w:tcMar>
-                    <w:top w:w="50" w:type="dxa"/>
-                    <w:bottom w:w="50" w:type="dxa"/>
-                    <w:left w:w="100" w:type="dxa"/>
-                    <w:right w:w="100" w:type="dxa"/>
-                  </w:tcMar>
-                </w:tcPr>
-                <w:p>
-                  <w:pPr>
-                    <w:spacing w:before="0" w:after="0"/>
-                    <w:jc w:val="right"/>
-                  </w:pPr>
-                  <w:r>
-                    <w:rPr>
-                      <w:b/>
-                      <w:color w:val="2E6FBF"/>
-                      <w:sz w:val="17"/>
-                    </w:rPr>
-                    <w:t>Precio</w:t>
-                  </w:r>
-                </w:p>
-              </w:tc>
-            </w:tr>
-            <w:tr>
-              <w:tc>
-                <w:tcPr>
-                  <w:tcW w:type="dxa" w:w="1920"/>
-                  <w:shd w:val="clear" w:color="auto" w:fill="FFFFFF"/>
-                  <w:tcMar>
-                    <w:top w:w="48" w:type="dxa"/>
-                    <w:bottom w:w="48" w:type="dxa"/>
-                    <w:left w:w="100" w:type="dxa"/>
-                    <w:right w:w="100" w:type="dxa"/>
-                  </w:tcMar>
-                </w:tcPr>
-                <w:p>
-                  <w:pPr>
-                    <w:spacing w:before="0" w:after="0"/>
-                    <w:jc w:val="left"/>
-                  </w:pPr>
-                  <w:r>
-                    <w:rPr>
-                      <w:b w:val="0"/>
-                      <w:color w:val="1A1A2E"/>
-                      <w:sz w:val="18"/>
-                    </w:rPr>
-                    <w:t>2, 4, 6, 8</w:t>
-                  </w:r>
-                </w:p>
-              </w:tc>
-              <w:tc>
-                <w:tcPr>
-                  <w:tcW w:type="dxa" w:w="1920"/>
-                  <w:shd w:val="clear" w:color="auto" w:fill="FFFFFF"/>
-                  <w:tcMar>
-                    <w:top w:w="48" w:type="dxa"/>
-                    <w:bottom w:w="48" w:type="dxa"/>
-                    <w:left w:w="100" w:type="dxa"/>
-                    <w:right w:w="100" w:type="dxa"/>
-                  </w:tcMar>
-                </w:tcPr>
-                <w:p>
-                  <w:pPr>
-                    <w:spacing w:before="0" w:after="0"/>
-                    <w:jc w:val="right"/>
-                  </w:pPr>
-                  <w:r>
-                    <w:rPr>
-                      <w:b/>
-                      <w:color w:val="1E3A6E"/>
-                      <w:sz w:val="18"/>
-                    </w:rPr>
-                    <w:t>$195</w:t>
-                  </w:r>
-                </w:p>
-              </w:tc>
-            </w:tr>
-            <w:tr>
-              <w:tc>
-                <w:tcPr>
-                  <w:tcW w:type="dxa" w:w="1920"/>
-                  <w:shd w:val="clear" w:color="auto" w:fill="EDF4FC"/>
-                  <w:tcMar>
-                    <w:top w:w="48" w:type="dxa"/>
-                    <w:bottom w:w="48" w:type="dxa"/>
-                    <w:left w:w="100" w:type="dxa"/>
-                    <w:right w:w="100" w:type="dxa"/>
-                  </w:tcMar>
-                </w:tcPr>
-                <w:p>
-                  <w:pPr>
-                    <w:spacing w:before="0" w:after="0"/>
-                    <w:jc w:val="left"/>
-                  </w:pPr>
-                  <w:r>
-                    <w:rPr>
-                      <w:b w:val="0"/>
-                      <w:color w:val="1A1A2E"/>
-                      <w:sz w:val="18"/>
-                    </w:rPr>
-                    <w:t>10, 12, 14, 16</w:t>
-                  </w:r>
-                </w:p>
-              </w:tc>
-              <w:tc>
-                <w:tcPr>
-                  <w:tcW w:type="dxa" w:w="1920"/>
-                  <w:shd w:val="clear" w:color="auto" w:fill="EDF4FC"/>
-                  <w:tcMar>
-                    <w:top w:w="48" w:type="dxa"/>
-                    <w:bottom w:w="48" w:type="dxa"/>
-                    <w:left w:w="100" w:type="dxa"/>
-                    <w:right w:w="100" w:type="dxa"/>
-                  </w:tcMar>
-                </w:tcPr>
-                <w:p>
-                  <w:pPr>
-                    <w:spacing w:before="0" w:after="0"/>
-                    <w:jc w:val="right"/>
-                  </w:pPr>
-                  <w:r>
-                    <w:rPr>
-                      <w:b/>
-                      <w:color w:val="1E3A6E"/>
-                      <w:sz w:val="18"/>
-                    </w:rPr>
-                    <w:t>$205</w:t>
-                  </w:r>
-                </w:p>
-              </w:tc>
-            </w:tr>
-            <w:tr>
-              <w:tc>
-                <w:tcPr>
-                  <w:tcW w:type="dxa" w:w="1920"/>
-                  <w:shd w:val="clear" w:color="auto" w:fill="FFFFFF"/>
-                  <w:tcMar>
-                    <w:top w:w="48" w:type="dxa"/>
-                    <w:bottom w:w="48" w:type="dxa"/>
-                    <w:left w:w="100" w:type="dxa"/>
-                    <w:right w:w="100" w:type="dxa"/>
-                  </w:tcMar>
-                </w:tcPr>
-                <w:p>
-                  <w:pPr>
-                    <w:spacing w:before="0" w:after="0"/>
-                    <w:jc w:val="left"/>
-                  </w:pPr>
-                  <w:r>
-                    <w:rPr>
-                      <w:b w:val="0"/>
-                      <w:color w:val="1A1A2E"/>
-                      <w:sz w:val="18"/>
-                    </w:rPr>
-                    <w:t>28, 30, 32, 34</w:t>
-                  </w:r>
-                </w:p>
-              </w:tc>
-              <w:tc>
-                <w:tcPr>
-                  <w:tcW w:type="dxa" w:w="1920"/>
-                  <w:shd w:val="clear" w:color="auto" w:fill="FFFFFF"/>
-                  <w:tcMar>
-                    <w:top w:w="48" w:type="dxa"/>
-                    <w:bottom w:w="48" w:type="dxa"/>
-                    <w:left w:w="100" w:type="dxa"/>
-                    <w:right w:w="100" w:type="dxa"/>
-                  </w:tcMar>
-                </w:tcPr>
-                <w:p>
-                  <w:pPr>
-                    <w:spacing w:before="0" w:after="0"/>
-                    <w:jc w:val="right"/>
-                  </w:pPr>
-                  <w:r>
-                    <w:rPr>
-                      <w:b/>
-                      <w:color w:val="1E3A6E"/>
-                      <w:sz w:val="18"/>
-                    </w:rPr>
-                    <w:t>$225</w:t>
-                  </w:r>
-                </w:p>
-              </w:tc>
-            </w:tr>
-            <w:tr>
-              <w:tc>
-                <w:tcPr>
-                  <w:tcW w:type="dxa" w:w="1920"/>
-                  <w:shd w:val="clear" w:color="auto" w:fill="EDF4FC"/>
-                  <w:tcMar>
-                    <w:top w:w="48" w:type="dxa"/>
-                    <w:bottom w:w="48" w:type="dxa"/>
-                    <w:left w:w="100" w:type="dxa"/>
-                    <w:right w:w="100" w:type="dxa"/>
-                  </w:tcMar>
-                </w:tcPr>
-                <w:p>
-                  <w:pPr>
-                    <w:spacing w:before="0" w:after="0"/>
-                    <w:jc w:val="left"/>
-                  </w:pPr>
-                  <w:r>
-                    <w:rPr>
-                      <w:b w:val="0"/>
-                      <w:color w:val="1A1A2E"/>
-                      <w:sz w:val="18"/>
-                    </w:rPr>
-                    <w:t>36, 38, 40, 42</w:t>
-                  </w:r>
-                </w:p>
-              </w:tc>
-              <w:tc>
-                <w:tcPr>
-                  <w:tcW w:type="dxa" w:w="1920"/>
-                  <w:shd w:val="clear" w:color="auto" w:fill="EDF4FC"/>
-                  <w:tcMar>
-                    <w:top w:w="48" w:type="dxa"/>
-                    <w:bottom w:w="48" w:type="dxa"/>
-                    <w:left w:w="100" w:type="dxa"/>
-                    <w:right w:w="100" w:type="dxa"/>
-                  </w:tcMar>
-                </w:tcPr>
-                <w:p>
-                  <w:pPr>
-                    <w:spacing w:before="0" w:after="0"/>
-                    <w:jc w:val="right"/>
-                  </w:pPr>
-                  <w:r>
-                    <w:rPr>
-                      <w:b/>
-                      <w:color w:val="1E3A6E"/>
-                      <w:sz w:val="18"/>
-                    </w:rPr>
-                    <w:t>$235</w:t>
-                  </w:r>
-                </w:p>
-              </w:tc>
-            </w:tr>
-          </w:tbl>
-          <w:p/>
-          <w:p>
-            <w:pPr>
-              <w:spacing w:before="0" w:after="80"/>
-            </w:pPr>
-          </w:p>
-        </w:tc>
-        <w:tc>
-          <w:tcPr>
-            <w:tcW w:type="dxa" w:w="3841"/>
-            <w:tcMar>
-              <w:top w:w="0" w:type="dxa"/>
-              <w:bottom w:w="0" w:type="dxa"/>
-              <w:left w:w="60" w:type="dxa"/>
-              <w:right w:w="60" w:type="dxa"/>
-            </w:tcMar>
-          </w:tcPr>
-          <w:p/>
-          <w:tbl>
-            <w:tblPr>
-              <w:tblW w:type="auto" w:w="0"/>
-              <w:tblLook w:firstColumn="1" w:firstRow="1" w:lastColumn="0" w:lastRow="0" w:noHBand="0" w:noVBand="1" w:val="04A0"/>
-              <w:tblBorders>
-                <w:top w:val="none"/>
-                <w:left w:val="none"/>
-                <w:bottom w:val="none"/>
-                <w:right w:val="none"/>
-                <w:insideH w:val="none"/>
-                <w:insideV w:val="none"/>
-              </w:tblBorders>
-            </w:tblPr>
-            <w:tblGrid>
-              <w:gridCol w:w="3841"/>
-            </w:tblGrid>
-            <w:tr>
-              <w:tc>
-                <w:tcPr>
-                  <w:tcW w:type="dxa" w:w="3841"/>
-                  <w:shd w:val="clear" w:color="auto" w:fill="2E6FBF"/>
-                  <w:tcMar>
-                    <w:top w:w="70" w:type="dxa"/>
-                    <w:bottom w:w="70" w:type="dxa"/>
-                    <w:left w:w="140" w:type="dxa"/>
-                    <w:right w:w="140" w:type="dxa"/>
-                  </w:tcMar>
-                </w:tcPr>
-                <w:p>
-                  <w:pPr>
-                    <w:spacing w:before="0" w:after="0"/>
-                    <w:jc w:val="left"/>
-                  </w:pPr>
-                  <w:r>
-                    <w:rPr>
-                      <w:b/>
-                      <w:color w:val="FFFFFF"/>
-                      <w:sz w:val="20"/>
-                    </w:rPr>
-                    <w:t>Escolar Azul Marino</w:t>
-                  </w:r>
-                </w:p>
-              </w:tc>
-            </w:tr>
-          </w:tbl>
-          <w:p/>
-          <w:tbl>
-            <w:tblPr>
-              <w:tblStyle w:val="TableGrid"/>
-              <w:tblW w:type="auto" w:w="0"/>
-              <w:tblLook w:firstColumn="1" w:firstRow="1" w:lastColumn="0" w:lastRow="0" w:noHBand="0" w:noVBand="1" w:val="04A0"/>
-            </w:tblPr>
-            <w:tblGrid>
-              <w:gridCol w:w="1920"/>
-              <w:gridCol w:w="1920"/>
-            </w:tblGrid>
-            <w:tr>
-              <w:tc>
-                <w:tcPr>
-                  <w:tcW w:type="dxa" w:w="1920"/>
-                  <w:shd w:val="clear" w:color="auto" w:fill="D6E8F7"/>
-                  <w:tcMar>
-                    <w:top w:w="50" w:type="dxa"/>
-                    <w:bottom w:w="50" w:type="dxa"/>
-                    <w:left w:w="100" w:type="dxa"/>
-                    <w:right w:w="100" w:type="dxa"/>
-                  </w:tcMar>
-                </w:tcPr>
-                <w:p>
-                  <w:pPr>
-                    <w:spacing w:before="0" w:after="0"/>
-                    <w:jc w:val="left"/>
-                  </w:pPr>
-                  <w:r>
-                    <w:rPr>
-                      <w:b/>
-                      <w:color w:val="2E6FBF"/>
-                      <w:sz w:val="17"/>
-                    </w:rPr>
-                    <w:t>Tallas</w:t>
-                  </w:r>
-                </w:p>
-              </w:tc>
-              <w:tc>
-                <w:tcPr>
-                  <w:tcW w:type="dxa" w:w="1920"/>
-                  <w:shd w:val="clear" w:color="auto" w:fill="D6E8F7"/>
-                  <w:tcMar>
-                    <w:top w:w="50" w:type="dxa"/>
-                    <w:bottom w:w="50" w:type="dxa"/>
-                    <w:left w:w="100" w:type="dxa"/>
-                    <w:right w:w="100" w:type="dxa"/>
-                  </w:tcMar>
-                </w:tcPr>
-                <w:p>
-                  <w:pPr>
-                    <w:spacing w:before="0" w:after="0"/>
-                    <w:jc w:val="right"/>
-                  </w:pPr>
-                  <w:r>
-                    <w:rPr>
-                      <w:b/>
-                      <w:color w:val="2E6FBF"/>
-                      <w:sz w:val="17"/>
-                    </w:rPr>
-                    <w:t>Precio</w:t>
-                  </w:r>
-                </w:p>
-              </w:tc>
-            </w:tr>
-            <w:tr>
-              <w:tc>
-                <w:tcPr>
-                  <w:tcW w:type="dxa" w:w="1920"/>
-                  <w:shd w:val="clear" w:color="auto" w:fill="FFFFFF"/>
-                  <w:tcMar>
-                    <w:top w:w="48" w:type="dxa"/>
-                    <w:bottom w:w="48" w:type="dxa"/>
-                    <w:left w:w="100" w:type="dxa"/>
-                    <w:right w:w="100" w:type="dxa"/>
-                  </w:tcMar>
-                </w:tcPr>
-                <w:p>
-                  <w:pPr>
-                    <w:spacing w:before="0" w:after="0"/>
-                    <w:jc w:val="left"/>
-                  </w:pPr>
-                  <w:r>
-                    <w:rPr>
-                      <w:b w:val="0"/>
-                      <w:color w:val="1A1A2E"/>
-                      <w:sz w:val="18"/>
-                    </w:rPr>
-                    <w:t>2–16</w:t>
-                  </w:r>
-                </w:p>
-              </w:tc>
-              <w:tc>
-                <w:tcPr>
-                  <w:tcW w:type="dxa" w:w="1920"/>
-                  <w:shd w:val="clear" w:color="auto" w:fill="FFFFFF"/>
-                  <w:tcMar>
-                    <w:top w:w="48" w:type="dxa"/>
-                    <w:bottom w:w="48" w:type="dxa"/>
-                    <w:left w:w="100" w:type="dxa"/>
-                    <w:right w:w="100" w:type="dxa"/>
-                  </w:tcMar>
-                </w:tcPr>
-                <w:p>
-                  <w:pPr>
-                    <w:spacing w:before="0" w:after="0"/>
-                    <w:jc w:val="right"/>
-                  </w:pPr>
-                  <w:r>
-                    <w:rPr>
-                      <w:b/>
-                      <w:color w:val="1E3A6E"/>
-                      <w:sz w:val="18"/>
-                    </w:rPr>
-                    <w:t>$195</w:t>
-                  </w:r>
-                </w:p>
-              </w:tc>
-            </w:tr>
-            <w:tr>
-              <w:tc>
-                <w:tcPr>
-                  <w:tcW w:type="dxa" w:w="1920"/>
-                  <w:shd w:val="clear" w:color="auto" w:fill="EDF4FC"/>
-                  <w:tcMar>
-                    <w:top w:w="48" w:type="dxa"/>
-                    <w:bottom w:w="48" w:type="dxa"/>
-                    <w:left w:w="100" w:type="dxa"/>
-                    <w:right w:w="100" w:type="dxa"/>
-                  </w:tcMar>
-                </w:tcPr>
-                <w:p>
-                  <w:pPr>
-                    <w:spacing w:before="0" w:after="0"/>
-                    <w:jc w:val="left"/>
-                  </w:pPr>
-                  <w:r>
-                    <w:rPr>
-                      <w:b w:val="0"/>
-                      <w:color w:val="1A1A2E"/>
-                      <w:sz w:val="18"/>
-                    </w:rPr>
-                    <w:t>18, 20, 28, 30</w:t>
-                  </w:r>
-                </w:p>
-              </w:tc>
-              <w:tc>
-                <w:tcPr>
-                  <w:tcW w:type="dxa" w:w="1920"/>
-                  <w:shd w:val="clear" w:color="auto" w:fill="EDF4FC"/>
-                  <w:tcMar>
-                    <w:top w:w="48" w:type="dxa"/>
-                    <w:bottom w:w="48" w:type="dxa"/>
-                    <w:left w:w="100" w:type="dxa"/>
-                    <w:right w:w="100" w:type="dxa"/>
-                  </w:tcMar>
-                </w:tcPr>
-                <w:p>
-                  <w:pPr>
-                    <w:spacing w:before="0" w:after="0"/>
-                    <w:jc w:val="right"/>
-                  </w:pPr>
-                  <w:r>
-                    <w:rPr>
-                      <w:b/>
-                      <w:color w:val="1E3A6E"/>
-                      <w:sz w:val="18"/>
-                    </w:rPr>
-                    <w:t>$205</w:t>
-                  </w:r>
-                </w:p>
-              </w:tc>
-            </w:tr>
-            <w:tr>
-              <w:tc>
-                <w:tcPr>
-                  <w:tcW w:type="dxa" w:w="1920"/>
-                  <w:shd w:val="clear" w:color="auto" w:fill="FFFFFF"/>
-                  <w:tcMar>
-                    <w:top w:w="48" w:type="dxa"/>
-                    <w:bottom w:w="48" w:type="dxa"/>
-                    <w:left w:w="100" w:type="dxa"/>
-                    <w:right w:w="100" w:type="dxa"/>
-                  </w:tcMar>
-                </w:tcPr>
-                <w:p>
-                  <w:pPr>
-                    <w:spacing w:before="0" w:after="0"/>
-                    <w:jc w:val="left"/>
-                  </w:pPr>
-                  <w:r>
-                    <w:rPr>
-                      <w:b w:val="0"/>
-                      <w:color w:val="1A1A2E"/>
-                      <w:sz w:val="18"/>
-                    </w:rPr>
-                    <w:t>32, 34</w:t>
-                  </w:r>
-                </w:p>
-              </w:tc>
-              <w:tc>
-                <w:tcPr>
-                  <w:tcW w:type="dxa" w:w="1920"/>
-                  <w:shd w:val="clear" w:color="auto" w:fill="FFFFFF"/>
-                  <w:tcMar>
-                    <w:top w:w="48" w:type="dxa"/>
-                    <w:bottom w:w="48" w:type="dxa"/>
-                    <w:left w:w="100" w:type="dxa"/>
-                    <w:right w:w="100" w:type="dxa"/>
-                  </w:tcMar>
-                </w:tcPr>
-                <w:p>
-                  <w:pPr>
-                    <w:spacing w:before="0" w:after="0"/>
-                    <w:jc w:val="right"/>
-                  </w:pPr>
-                  <w:r>
-                    <w:rPr>
-                      <w:b/>
-                      <w:color w:val="1E3A6E"/>
-                      <w:sz w:val="18"/>
-                    </w:rPr>
-                    <w:t>$215</w:t>
-                  </w:r>
-                </w:p>
-              </w:tc>
-            </w:tr>
-            <w:tr>
-              <w:tc>
-                <w:tcPr>
-                  <w:tcW w:type="dxa" w:w="1920"/>
-                  <w:shd w:val="clear" w:color="auto" w:fill="EDF4FC"/>
-                  <w:tcMar>
-                    <w:top w:w="48" w:type="dxa"/>
-                    <w:bottom w:w="48" w:type="dxa"/>
-                    <w:left w:w="100" w:type="dxa"/>
-                    <w:right w:w="100" w:type="dxa"/>
-                  </w:tcMar>
-                </w:tcPr>
-                <w:p>
-                  <w:pPr>
-                    <w:spacing w:before="0" w:after="0"/>
-                    <w:jc w:val="left"/>
-                  </w:pPr>
-                  <w:r>
-                    <w:rPr>
-                      <w:b w:val="0"/>
-                      <w:color w:val="1A1A2E"/>
-                      <w:sz w:val="18"/>
-                    </w:rPr>
-                    <w:t>36, 38</w:t>
-                  </w:r>
-                </w:p>
-              </w:tc>
-              <w:tc>
-                <w:tcPr>
-                  <w:tcW w:type="dxa" w:w="1920"/>
-                  <w:shd w:val="clear" w:color="auto" w:fill="EDF4FC"/>
-                  <w:tcMar>
-                    <w:top w:w="48" w:type="dxa"/>
-                    <w:bottom w:w="48" w:type="dxa"/>
-                    <w:left w:w="100" w:type="dxa"/>
-                    <w:right w:w="100" w:type="dxa"/>
-                  </w:tcMar>
-                </w:tcPr>
-                <w:p>
-                  <w:pPr>
-                    <w:spacing w:before="0" w:after="0"/>
-                    <w:jc w:val="right"/>
-                  </w:pPr>
-                  <w:r>
-                    <w:rPr>
-                      <w:b/>
-                      <w:color w:val="1E3A6E"/>
-                      <w:sz w:val="18"/>
-                    </w:rPr>
-                    <w:t>$225</w:t>
-                  </w:r>
-                </w:p>
-              </w:tc>
-            </w:tr>
-            <w:tr>
-              <w:tc>
-                <w:tcPr>
-                  <w:tcW w:type="dxa" w:w="1920"/>
-                  <w:shd w:val="clear" w:color="auto" w:fill="FFFFFF"/>
-                  <w:tcMar>
-                    <w:top w:w="48" w:type="dxa"/>
-                    <w:bottom w:w="48" w:type="dxa"/>
-                    <w:left w:w="100" w:type="dxa"/>
-                    <w:right w:w="100" w:type="dxa"/>
-                  </w:tcMar>
-                </w:tcPr>
-                <w:p>
-                  <w:pPr>
-                    <w:spacing w:before="0" w:after="0"/>
-                    <w:jc w:val="left"/>
-                  </w:pPr>
-                  <w:r>
-                    <w:rPr>
-                      <w:b w:val="0"/>
-                      <w:color w:val="1A1A2E"/>
-                      <w:sz w:val="18"/>
-                    </w:rPr>
-                    <w:t>40, 42</w:t>
-                  </w:r>
-                </w:p>
-              </w:tc>
-              <w:tc>
-                <w:tcPr>
-                  <w:tcW w:type="dxa" w:w="1920"/>
-                  <w:shd w:val="clear" w:color="auto" w:fill="FFFFFF"/>
-                  <w:tcMar>
-                    <w:top w:w="48" w:type="dxa"/>
-                    <w:bottom w:w="48" w:type="dxa"/>
-                    <w:left w:w="100" w:type="dxa"/>
-                    <w:right w:w="100" w:type="dxa"/>
-                  </w:tcMar>
-                </w:tcPr>
-                <w:p>
-                  <w:pPr>
-                    <w:spacing w:before="0" w:after="0"/>
-                    <w:jc w:val="right"/>
-                  </w:pPr>
-                  <w:r>
-                    <w:rPr>
-                      <w:b/>
-                      <w:color w:val="1E3A6E"/>
-                      <w:sz w:val="18"/>
-                    </w:rPr>
-                    <w:t>$235</w:t>
-                  </w:r>
-                </w:p>
-              </w:tc>
-            </w:tr>
-          </w:tbl>
-          <w:p/>
-          <w:p>
-            <w:pPr>
-              <w:spacing w:before="0" w:after="80"/>
-            </w:pPr>
-          </w:p>
-        </w:tc>
-        <w:tc>
-          <w:tcPr>
-            <w:tcW w:type="dxa" w:w="3841"/>
-            <w:tcMar>
-              <w:top w:w="0" w:type="dxa"/>
-              <w:bottom w:w="0" w:type="dxa"/>
-              <w:left w:w="60" w:type="dxa"/>
-              <w:right w:w="60" w:type="dxa"/>
-            </w:tcMar>
-          </w:tcPr>
-          <w:p/>
-          <w:tbl>
-            <w:tblPr>
-              <w:tblW w:type="auto" w:w="0"/>
-              <w:tblLook w:firstColumn="1" w:firstRow="1" w:lastColumn="0" w:lastRow="0" w:noHBand="0" w:noVBand="1" w:val="04A0"/>
-              <w:tblBorders>
-                <w:top w:val="none"/>
-                <w:left w:val="none"/>
-                <w:bottom w:val="none"/>
-                <w:right w:val="none"/>
-                <w:insideH w:val="none"/>
-                <w:insideV w:val="none"/>
-              </w:tblBorders>
-            </w:tblPr>
-            <w:tblGrid>
-              <w:gridCol w:w="3841"/>
-            </w:tblGrid>
-            <w:tr>
-              <w:tc>
-                <w:tcPr>
-                  <w:tcW w:type="dxa" w:w="3841"/>
-                  <w:shd w:val="clear" w:color="auto" w:fill="2E6FBF"/>
-                  <w:tcMar>
-                    <w:top w:w="70" w:type="dxa"/>
-                    <w:bottom w:w="70" w:type="dxa"/>
-                    <w:left w:w="140" w:type="dxa"/>
-                    <w:right w:w="140" w:type="dxa"/>
-                  </w:tcMar>
-                </w:tcPr>
-                <w:p>
-                  <w:pPr>
-                    <w:spacing w:before="0" w:after="0"/>
-                    <w:jc w:val="left"/>
-                  </w:pPr>
-                  <w:r>
-                    <w:rPr>
-                      <w:b/>
-                      <w:color w:val="FFFFFF"/>
-                      <w:sz w:val="20"/>
-                    </w:rPr>
-                    <w:t>Pgallo Café</w:t>
-                  </w:r>
-                </w:p>
-              </w:tc>
-            </w:tr>
-          </w:tbl>
-          <w:p/>
-          <w:tbl>
-            <w:tblPr>
-              <w:tblStyle w:val="TableGrid"/>
-              <w:tblW w:type="auto" w:w="0"/>
-              <w:tblLook w:firstColumn="1" w:firstRow="1" w:lastColumn="0" w:lastRow="0" w:noHBand="0" w:noVBand="1" w:val="04A0"/>
-            </w:tblPr>
-            <w:tblGrid>
-              <w:gridCol w:w="1920"/>
-              <w:gridCol w:w="1920"/>
-            </w:tblGrid>
-            <w:tr>
-              <w:tc>
-                <w:tcPr>
-                  <w:tcW w:type="dxa" w:w="1920"/>
-                  <w:shd w:val="clear" w:color="auto" w:fill="D6E8F7"/>
-                  <w:tcMar>
-                    <w:top w:w="50" w:type="dxa"/>
-                    <w:bottom w:w="50" w:type="dxa"/>
-                    <w:left w:w="100" w:type="dxa"/>
-                    <w:right w:w="100" w:type="dxa"/>
-                  </w:tcMar>
-                </w:tcPr>
-                <w:p>
-                  <w:pPr>
-                    <w:spacing w:before="0" w:after="0"/>
-                    <w:jc w:val="left"/>
-                  </w:pPr>
-                  <w:r>
-                    <w:rPr>
-                      <w:b/>
-                      <w:color w:val="2E6FBF"/>
-                      <w:sz w:val="17"/>
-                    </w:rPr>
-                    <w:t>Tallas</w:t>
-                  </w:r>
-                </w:p>
-              </w:tc>
-              <w:tc>
-                <w:tcPr>
-                  <w:tcW w:type="dxa" w:w="1920"/>
-                  <w:shd w:val="clear" w:color="auto" w:fill="D6E8F7"/>
-                  <w:tcMar>
-                    <w:top w:w="50" w:type="dxa"/>
-                    <w:bottom w:w="50" w:type="dxa"/>
-                    <w:left w:w="100" w:type="dxa"/>
-                    <w:right w:w="100" w:type="dxa"/>
-                  </w:tcMar>
-                </w:tcPr>
-                <w:p>
-                  <w:pPr>
-                    <w:spacing w:before="0" w:after="0"/>
-                    <w:jc w:val="right"/>
-                  </w:pPr>
-                  <w:r>
-                    <w:rPr>
-                      <w:b/>
-                      <w:color w:val="2E6FBF"/>
-                      <w:sz w:val="17"/>
-                    </w:rPr>
-                    <w:t>Precio</w:t>
-                  </w:r>
-                </w:p>
-              </w:tc>
-            </w:tr>
-            <w:tr>
-              <w:tc>
-                <w:tcPr>
-                  <w:tcW w:type="dxa" w:w="1920"/>
-                  <w:shd w:val="clear" w:color="auto" w:fill="FFFFFF"/>
-                  <w:tcMar>
-                    <w:top w:w="48" w:type="dxa"/>
-                    <w:bottom w:w="48" w:type="dxa"/>
-                    <w:left w:w="100" w:type="dxa"/>
-                    <w:right w:w="100" w:type="dxa"/>
-                  </w:tcMar>
-                </w:tcPr>
-                <w:p>
-                  <w:pPr>
-                    <w:spacing w:before="0" w:after="0"/>
-                    <w:jc w:val="left"/>
-                  </w:pPr>
-                  <w:r>
-                    <w:rPr>
-                      <w:b w:val="0"/>
-                      <w:color w:val="1A1A2E"/>
-                      <w:sz w:val="18"/>
-                    </w:rPr>
-                    <w:t>12, 14, 16</w:t>
-                  </w:r>
-                </w:p>
-              </w:tc>
-              <w:tc>
-                <w:tcPr>
-                  <w:tcW w:type="dxa" w:w="1920"/>
-                  <w:shd w:val="clear" w:color="auto" w:fill="FFFFFF"/>
-                  <w:tcMar>
-                    <w:top w:w="48" w:type="dxa"/>
-                    <w:bottom w:w="48" w:type="dxa"/>
-                    <w:left w:w="100" w:type="dxa"/>
-                    <w:right w:w="100" w:type="dxa"/>
-                  </w:tcMar>
-                </w:tcPr>
-                <w:p>
-                  <w:pPr>
-                    <w:spacing w:before="0" w:after="0"/>
-                    <w:jc w:val="right"/>
-                  </w:pPr>
-                  <w:r>
-                    <w:rPr>
-                      <w:b/>
-                      <w:color w:val="1E3A6E"/>
-                      <w:sz w:val="18"/>
-                    </w:rPr>
-                    <w:t>$205</w:t>
-                  </w:r>
-                </w:p>
-              </w:tc>
-            </w:tr>
-            <w:tr>
-              <w:tc>
-                <w:tcPr>
-                  <w:tcW w:type="dxa" w:w="1920"/>
-                  <w:shd w:val="clear" w:color="auto" w:fill="EDF4FC"/>
-                  <w:tcMar>
-                    <w:top w:w="48" w:type="dxa"/>
-                    <w:bottom w:w="48" w:type="dxa"/>
-                    <w:left w:w="100" w:type="dxa"/>
-                    <w:right w:w="100" w:type="dxa"/>
-                  </w:tcMar>
-                </w:tcPr>
-                <w:p>
-                  <w:pPr>
-                    <w:spacing w:before="0" w:after="0"/>
-                    <w:jc w:val="left"/>
-                  </w:pPr>
-                  <w:r>
-                    <w:rPr>
-                      <w:b w:val="0"/>
-                      <w:color w:val="1A1A2E"/>
-                      <w:sz w:val="18"/>
-                    </w:rPr>
-                    <w:t>28–34</w:t>
-                  </w:r>
-                </w:p>
-              </w:tc>
-              <w:tc>
-                <w:tcPr>
-                  <w:tcW w:type="dxa" w:w="1920"/>
-                  <w:shd w:val="clear" w:color="auto" w:fill="EDF4FC"/>
-                  <w:tcMar>
-                    <w:top w:w="48" w:type="dxa"/>
-                    <w:bottom w:w="48" w:type="dxa"/>
-                    <w:left w:w="100" w:type="dxa"/>
-                    <w:right w:w="100" w:type="dxa"/>
-                  </w:tcMar>
-                </w:tcPr>
-                <w:p>
-                  <w:pPr>
-                    <w:spacing w:before="0" w:after="0"/>
-                    <w:jc w:val="right"/>
-                  </w:pPr>
-                  <w:r>
-                    <w:rPr>
-                      <w:b/>
-                      <w:color w:val="1E3A6E"/>
-                      <w:sz w:val="18"/>
-                    </w:rPr>
-                    <w:t>$245</w:t>
-                  </w:r>
-                </w:p>
-              </w:tc>
-            </w:tr>
-            <w:tr>
-              <w:tc>
-                <w:tcPr>
-                  <w:tcW w:type="dxa" w:w="1920"/>
-                  <w:shd w:val="clear" w:color="auto" w:fill="FFFFFF"/>
-                  <w:tcMar>
-                    <w:top w:w="48" w:type="dxa"/>
-                    <w:bottom w:w="48" w:type="dxa"/>
-                    <w:left w:w="100" w:type="dxa"/>
-                    <w:right w:w="100" w:type="dxa"/>
-                  </w:tcMar>
-                </w:tcPr>
-                <w:p>
-                  <w:pPr>
-                    <w:spacing w:before="0" w:after="0"/>
-                    <w:jc w:val="left"/>
-                  </w:pPr>
-                  <w:r>
-                    <w:rPr>
-                      <w:b w:val="0"/>
-                      <w:color w:val="1A1A2E"/>
-                      <w:sz w:val="18"/>
-                    </w:rPr>
-                    <w:t>36–42</w:t>
-                  </w:r>
-                </w:p>
-              </w:tc>
-              <w:tc>
-                <w:tcPr>
-                  <w:tcW w:type="dxa" w:w="1920"/>
-                  <w:shd w:val="clear" w:color="auto" w:fill="FFFFFF"/>
-                  <w:tcMar>
-                    <w:top w:w="48" w:type="dxa"/>
-                    <w:bottom w:w="48" w:type="dxa"/>
-                    <w:left w:w="100" w:type="dxa"/>
-                    <w:right w:w="100" w:type="dxa"/>
-                  </w:tcMar>
-                </w:tcPr>
-                <w:p>
-                  <w:pPr>
-                    <w:spacing w:before="0" w:after="0"/>
-                    <w:jc w:val="right"/>
-                  </w:pPr>
-                  <w:r>
-                    <w:rPr>
-                      <w:b/>
-                      <w:color w:val="1E3A6E"/>
-                      <w:sz w:val="18"/>
-                    </w:rPr>
-                    <w:t>$255</w:t>
-                  </w:r>
-                </w:p>
-              </w:tc>
-            </w:tr>
-          </w:tbl>
-          <w:p/>
-          <w:p>
-            <w:pPr>
-              <w:spacing w:before="0" w:after="80"/>
-            </w:pPr>
-          </w:p>
-        </w:tc>
-        <w:tc>
-          <w:tcPr>
-            <w:tcW w:type="dxa" w:w="3841"/>
-            <w:tcMar>
-              <w:top w:w="0" w:type="dxa"/>
-              <w:bottom w:w="0" w:type="dxa"/>
-              <w:left w:w="60" w:type="dxa"/>
-              <w:right w:w="60" w:type="dxa"/>
-            </w:tcMar>
-          </w:tcPr>
-          <w:p/>
-          <w:tbl>
-            <w:tblPr>
-              <w:tblW w:type="auto" w:w="0"/>
-              <w:tblLook w:firstColumn="1" w:firstRow="1" w:lastColumn="0" w:lastRow="0" w:noHBand="0" w:noVBand="1" w:val="04A0"/>
-              <w:tblBorders>
-                <w:top w:val="none"/>
-                <w:left w:val="none"/>
-                <w:bottom w:val="none"/>
-                <w:right w:val="none"/>
-                <w:insideH w:val="none"/>
-                <w:insideV w:val="none"/>
-              </w:tblBorders>
-            </w:tblPr>
-            <w:tblGrid>
-              <w:gridCol w:w="3841"/>
-            </w:tblGrid>
-            <w:tr>
-              <w:tc>
-                <w:tcPr>
-                  <w:tcW w:type="dxa" w:w="3841"/>
-                  <w:shd w:val="clear" w:color="auto" w:fill="2E6FBF"/>
-                  <w:tcMar>
-                    <w:top w:w="70" w:type="dxa"/>
-                    <w:bottom w:w="70" w:type="dxa"/>
-                    <w:left w:w="140" w:type="dxa"/>
-                    <w:right w:w="140" w:type="dxa"/>
-                  </w:tcMar>
-                </w:tcPr>
-                <w:p>
-                  <w:pPr>
-                    <w:spacing w:before="0" w:after="0"/>
-                    <w:jc w:val="left"/>
-                  </w:pPr>
-                  <w:r>
-                    <w:rPr>
-                      <w:b/>
-                      <w:color w:val="FFFFFF"/>
-                      <w:sz w:val="20"/>
-                    </w:rPr>
-                    <w:t>Oficial Escolar (genérica)</w:t>
-                  </w:r>
-                </w:p>
-              </w:tc>
-            </w:tr>
-          </w:tbl>
-          <w:p/>
-          <w:tbl>
-            <w:tblPr>
-              <w:tblStyle w:val="TableGrid"/>
-              <w:tblW w:type="auto" w:w="0"/>
-              <w:tblLook w:firstColumn="1" w:firstRow="1" w:lastColumn="0" w:lastRow="0" w:noHBand="0" w:noVBand="1" w:val="04A0"/>
-            </w:tblPr>
-            <w:tblGrid>
-              <w:gridCol w:w="1920"/>
-              <w:gridCol w:w="1920"/>
-            </w:tblGrid>
-            <w:tr>
-              <w:tc>
-                <w:tcPr>
-                  <w:tcW w:type="dxa" w:w="1920"/>
-                  <w:shd w:val="clear" w:color="auto" w:fill="D6E8F7"/>
-                  <w:tcMar>
-                    <w:top w:w="50" w:type="dxa"/>
-                    <w:bottom w:w="50" w:type="dxa"/>
-                    <w:left w:w="100" w:type="dxa"/>
-                    <w:right w:w="100" w:type="dxa"/>
-                  </w:tcMar>
-                </w:tcPr>
-                <w:p>
-                  <w:pPr>
-                    <w:spacing w:before="0" w:after="0"/>
-                    <w:jc w:val="left"/>
-                  </w:pPr>
-                  <w:r>
-                    <w:rPr>
-                      <w:b/>
-                      <w:color w:val="2E6FBF"/>
-                      <w:sz w:val="17"/>
-                    </w:rPr>
-                    <w:t>Tallas</w:t>
-                  </w:r>
-                </w:p>
-              </w:tc>
-              <w:tc>
-                <w:tcPr>
-                  <w:tcW w:type="dxa" w:w="1920"/>
-                  <w:shd w:val="clear" w:color="auto" w:fill="D6E8F7"/>
-                  <w:tcMar>
-                    <w:top w:w="50" w:type="dxa"/>
-                    <w:bottom w:w="50" w:type="dxa"/>
-                    <w:left w:w="100" w:type="dxa"/>
-                    <w:right w:w="100" w:type="dxa"/>
-                  </w:tcMar>
-                </w:tcPr>
-                <w:p>
-                  <w:pPr>
-                    <w:spacing w:before="0" w:after="0"/>
-                    <w:jc w:val="right"/>
-                  </w:pPr>
-                  <w:r>
-                    <w:rPr>
-                      <w:b/>
-                      <w:color w:val="2E6FBF"/>
-                      <w:sz w:val="17"/>
-                    </w:rPr>
-                    <w:t>Precio</w:t>
-                  </w:r>
-                </w:p>
-              </w:tc>
-            </w:tr>
-            <w:tr>
-              <w:tc>
-                <w:tcPr>
-                  <w:tcW w:type="dxa" w:w="1920"/>
-                  <w:shd w:val="clear" w:color="auto" w:fill="FFFFFF"/>
-                  <w:tcMar>
-                    <w:top w:w="48" w:type="dxa"/>
-                    <w:bottom w:w="48" w:type="dxa"/>
-                    <w:left w:w="100" w:type="dxa"/>
-                    <w:right w:w="100" w:type="dxa"/>
-                  </w:tcMar>
-                </w:tcPr>
-                <w:p>
-                  <w:pPr>
-                    <w:spacing w:before="0" w:after="0"/>
-                    <w:jc w:val="left"/>
-                  </w:pPr>
-                  <w:r>
-                    <w:rPr>
-                      <w:b w:val="0"/>
-                      <w:color w:val="1A1A2E"/>
-                      <w:sz w:val="18"/>
-                    </w:rPr>
-                    <w:t>12</w:t>
-                  </w:r>
-                </w:p>
-              </w:tc>
-              <w:tc>
-                <w:tcPr>
-                  <w:tcW w:type="dxa" w:w="1920"/>
-                  <w:shd w:val="clear" w:color="auto" w:fill="FFFFFF"/>
-                  <w:tcMar>
-                    <w:top w:w="48" w:type="dxa"/>
-                    <w:bottom w:w="48" w:type="dxa"/>
-                    <w:left w:w="100" w:type="dxa"/>
-                    <w:right w:w="100" w:type="dxa"/>
-                  </w:tcMar>
-                </w:tcPr>
-                <w:p>
-                  <w:pPr>
-                    <w:spacing w:before="0" w:after="0"/>
-                    <w:jc w:val="right"/>
-                  </w:pPr>
-                  <w:r>
-                    <w:rPr>
-                      <w:b/>
-                      <w:color w:val="1E3A6E"/>
-                      <w:sz w:val="18"/>
-                    </w:rPr>
-                    <w:t>$205</w:t>
-                  </w:r>
-                </w:p>
-              </w:tc>
-            </w:tr>
-            <w:tr>
-              <w:tc>
-                <w:tcPr>
-                  <w:tcW w:type="dxa" w:w="1920"/>
-                  <w:shd w:val="clear" w:color="auto" w:fill="EDF4FC"/>
-                  <w:tcMar>
-                    <w:top w:w="48" w:type="dxa"/>
-                    <w:bottom w:w="48" w:type="dxa"/>
-                    <w:left w:w="100" w:type="dxa"/>
-                    <w:right w:w="100" w:type="dxa"/>
-                  </w:tcMar>
-                </w:tcPr>
-                <w:p>
-                  <w:pPr>
-                    <w:spacing w:before="0" w:after="0"/>
-                    <w:jc w:val="left"/>
-                  </w:pPr>
-                  <w:r>
-                    <w:rPr>
-                      <w:b w:val="0"/>
-                      <w:color w:val="1A1A2E"/>
-                      <w:sz w:val="18"/>
-                    </w:rPr>
-                    <w:t>14, 16</w:t>
-                  </w:r>
-                </w:p>
-              </w:tc>
-              <w:tc>
-                <w:tcPr>
-                  <w:tcW w:type="dxa" w:w="1920"/>
-                  <w:shd w:val="clear" w:color="auto" w:fill="EDF4FC"/>
-                  <w:tcMar>
-                    <w:top w:w="48" w:type="dxa"/>
-                    <w:bottom w:w="48" w:type="dxa"/>
-                    <w:left w:w="100" w:type="dxa"/>
-                    <w:right w:w="100" w:type="dxa"/>
-                  </w:tcMar>
-                </w:tcPr>
-                <w:p>
-                  <w:pPr>
-                    <w:spacing w:before="0" w:after="0"/>
-                    <w:jc w:val="right"/>
-                  </w:pPr>
-                  <w:r>
-                    <w:rPr>
-                      <w:b/>
-                      <w:color w:val="1E3A6E"/>
-                      <w:sz w:val="18"/>
-                    </w:rPr>
-                    <w:t>$215</w:t>
-                  </w:r>
-                </w:p>
-              </w:tc>
-            </w:tr>
-            <w:tr>
-              <w:tc>
-                <w:tcPr>
-                  <w:tcW w:type="dxa" w:w="1920"/>
-                  <w:shd w:val="clear" w:color="auto" w:fill="FFFFFF"/>
-                  <w:tcMar>
-                    <w:top w:w="48" w:type="dxa"/>
-                    <w:bottom w:w="48" w:type="dxa"/>
-                    <w:left w:w="100" w:type="dxa"/>
-                    <w:right w:w="100" w:type="dxa"/>
-                  </w:tcMar>
-                </w:tcPr>
-                <w:p>
-                  <w:pPr>
-                    <w:spacing w:before="0" w:after="0"/>
-                    <w:jc w:val="left"/>
-                  </w:pPr>
-                  <w:r>
-                    <w:rPr>
-                      <w:b w:val="0"/>
-                      <w:color w:val="1A1A2E"/>
-                      <w:sz w:val="18"/>
-                    </w:rPr>
-                    <w:t>28–34</w:t>
-                  </w:r>
-                </w:p>
-              </w:tc>
-              <w:tc>
-                <w:tcPr>
-                  <w:tcW w:type="dxa" w:w="1920"/>
-                  <w:shd w:val="clear" w:color="auto" w:fill="FFFFFF"/>
-                  <w:tcMar>
-                    <w:top w:w="48" w:type="dxa"/>
-                    <w:bottom w:w="48" w:type="dxa"/>
-                    <w:left w:w="100" w:type="dxa"/>
-                    <w:right w:w="100" w:type="dxa"/>
-                  </w:tcMar>
-                </w:tcPr>
-                <w:p>
-                  <w:pPr>
-                    <w:spacing w:before="0" w:after="0"/>
-                    <w:jc w:val="right"/>
-                  </w:pPr>
-                  <w:r>
-                    <w:rPr>
-                      <w:b/>
-                      <w:color w:val="1E3A6E"/>
-                      <w:sz w:val="18"/>
-                    </w:rPr>
-                    <w:t>$245</w:t>
-                  </w:r>
-                </w:p>
-              </w:tc>
-            </w:tr>
-            <w:tr>
-              <w:tc>
-                <w:tcPr>
-                  <w:tcW w:type="dxa" w:w="1920"/>
-                  <w:shd w:val="clear" w:color="auto" w:fill="EDF4FC"/>
-                  <w:tcMar>
-                    <w:top w:w="48" w:type="dxa"/>
-                    <w:bottom w:w="48" w:type="dxa"/>
-                    <w:left w:w="100" w:type="dxa"/>
-                    <w:right w:w="100" w:type="dxa"/>
-                  </w:tcMar>
-                </w:tcPr>
-                <w:p>
-                  <w:pPr>
-                    <w:spacing w:before="0" w:after="0"/>
-                    <w:jc w:val="left"/>
-                  </w:pPr>
-                  <w:r>
-                    <w:rPr>
-                      <w:b w:val="0"/>
-                      <w:color w:val="1A1A2E"/>
-                      <w:sz w:val="18"/>
-                    </w:rPr>
-                    <w:t>36–42</w:t>
-                  </w:r>
-                </w:p>
-              </w:tc>
-              <w:tc>
-                <w:tcPr>
-                  <w:tcW w:type="dxa" w:w="1920"/>
-                  <w:shd w:val="clear" w:color="auto" w:fill="EDF4FC"/>
-                  <w:tcMar>
-                    <w:top w:w="48" w:type="dxa"/>
-                    <w:bottom w:w="48" w:type="dxa"/>
-                    <w:left w:w="100" w:type="dxa"/>
-                    <w:right w:w="100" w:type="dxa"/>
-                  </w:tcMar>
-                </w:tcPr>
-                <w:p>
-                  <w:pPr>
-                    <w:spacing w:before="0" w:after="0"/>
-                    <w:jc w:val="right"/>
-                  </w:pPr>
-                  <w:r>
-                    <w:rPr>
-                      <w:b/>
-                      <w:color w:val="1E3A6E"/>
-                      <w:sz w:val="18"/>
-                    </w:rPr>
-                    <w:t>$255</w:t>
-                  </w:r>
-                </w:p>
-              </w:tc>
-            </w:tr>
-          </w:tbl>
-          <w:p/>
-          <w:p>
-            <w:pPr>
-              <w:spacing w:before="0" w:after="80"/>
-            </w:pPr>
-          </w:p>
-        </w:tc>
-      </w:tr>
-      <w:tr>
-        <w:tc>
-          <w:tcPr>
-            <w:tcW w:type="dxa" w:w="3841"/>
-          </w:tcPr>
-          <w:p/>
-        </w:tc>
-        <w:tc>
-          <w:tcPr>
-            <w:tcW w:type="dxa" w:w="3841"/>
-          </w:tcPr>
-          <w:p/>
-        </w:tc>
-        <w:tc>
-          <w:tcPr>
-            <w:tcW w:type="dxa" w:w="3841"/>
-          </w:tcPr>
-          <w:p/>
-        </w:tc>
-        <w:tc>
-          <w:tcPr>
-            <w:tcW w:type="dxa" w:w="3841"/>
-          </w:tcPr>
-          <w:p/>
-        </w:tc>
-      </w:tr>
-      <w:tr>
-        <w:tc>
-          <w:tcPr>
-            <w:tcW w:type="dxa" w:w="3841"/>
-          </w:tcPr>
-          <w:p/>
-        </w:tc>
-        <w:tc>
-          <w:tcPr>
-            <w:tcW w:type="dxa" w:w="3841"/>
-          </w:tcPr>
-          <w:p/>
-        </w:tc>
-        <w:tc>
-          <w:tcPr>
-            <w:tcW w:type="dxa" w:w="3841"/>
-          </w:tcPr>
-          <w:p/>
-        </w:tc>
-        <w:tc>
-          <w:tcPr>
-            <w:tcW w:type="dxa" w:w="3841"/>
-          </w:tcPr>
-          <w:p/>
-        </w:tc>
-      </w:tr>
-      <w:tr>
-        <w:tc>
-          <w:tcPr>
-            <w:tcW w:type="dxa" w:w="3841"/>
-          </w:tcPr>
-          <w:p/>
-        </w:tc>
         <w:tc>
           <w:tcPr>
             <w:tcW w:type="dxa" w:w="3841"/>
@@ -3167,7 +2230,6 @@
       <w:tblPr>
         <w:tblW w:type="auto" w:w="0"/>
         <w:tblLook w:firstColumn="1" w:firstRow="1" w:lastColumn="0" w:lastRow="0" w:noHBand="0" w:noVBand="1" w:val="04A0"/>
-        <w:jc w:val="center"/>
         <w:tblBorders>
           <w:top w:val="none"/>
           <w:left w:val="none"/>
@@ -3184,6 +2246,59 @@
         <w:tc>
           <w:tcPr>
             <w:tcW w:type="dxa" w:w="15364"/>
+            <w:shd w:val="clear" w:color="auto" w:fill="C05A00"/>
+            <w:tcMar>
+              <w:top w:w="80" w:type="dxa"/>
+              <w:bottom w:w="80" w:type="dxa"/>
+              <w:left w:w="180" w:type="dxa"/>
+              <w:right w:w="180" w:type="dxa"/>
+            </w:tcMar>
+          </w:tcPr>
+          <w:p>
+            <w:pPr>
+              <w:spacing w:before="0" w:after="0"/>
+              <w:jc w:val="left"/>
+            </w:pPr>
+            <w:r>
+              <w:rPr>
+                <w:b/>
+                <w:color w:val="FFFFFF"/>
+                <w:sz w:val="22"/>
+              </w:rPr>
+              <w:t>Faldas oficiales por escuela</w:t>
+            </w:r>
+          </w:p>
+        </w:tc>
+      </w:tr>
+    </w:tbl>
+    <w:p>
+      <w:pPr>
+        <w:spacing w:before="0" w:after="40"/>
+      </w:pPr>
+    </w:p>
+    <w:tbl>
+      <w:tblPr>
+        <w:tblW w:type="auto" w:w="0"/>
+        <w:tblLook w:firstColumn="1" w:firstRow="1" w:lastColumn="0" w:lastRow="0" w:noHBand="0" w:noVBand="1" w:val="04A0"/>
+        <w:jc w:val="center"/>
+        <w:tblBorders>
+          <w:top w:val="none"/>
+          <w:left w:val="none"/>
+          <w:bottom w:val="none"/>
+          <w:right w:val="none"/>
+          <w:insideH w:val="none"/>
+          <w:insideV w:val="none"/>
+        </w:tblBorders>
+      </w:tblPr>
+      <w:tblGrid>
+        <w:gridCol w:w="5121"/>
+        <w:gridCol w:w="5121"/>
+        <w:gridCol w:w="5121"/>
+      </w:tblGrid>
+      <w:tr>
+        <w:tc>
+          <w:tcPr>
+            <w:tcW w:type="dxa" w:w="5121"/>
             <w:tcMar>
               <w:top w:w="0" w:type="dxa"/>
               <w:bottom w:w="0" w:type="dxa"/>
@@ -3206,12 +2321,12 @@
               </w:tblBorders>
             </w:tblPr>
             <w:tblGrid>
-              <w:gridCol w:w="15364"/>
+              <w:gridCol w:w="5121"/>
             </w:tblGrid>
             <w:tr>
               <w:tc>
                 <w:tcPr>
-                  <w:tcW w:type="dxa" w:w="15364"/>
+                  <w:tcW w:type="dxa" w:w="5121"/>
                   <w:shd w:val="clear" w:color="auto" w:fill="B52020"/>
                   <w:tcMar>
                     <w:top w:w="70" w:type="dxa"/>
@@ -3231,7 +2346,7 @@
                       <w:color w:val="FFFFFF"/>
                       <w:sz w:val="20"/>
                     </w:rPr>
-                    <w:t>Excepciones por escuela</w:t>
+                    <w:t>Colegio Motolinea</w:t>
                   </w:r>
                 </w:p>
               </w:tc>
@@ -3245,14 +2360,13 @@
               <w:tblLook w:firstColumn="1" w:firstRow="1" w:lastColumn="0" w:lastRow="0" w:noHBand="0" w:noVBand="1" w:val="04A0"/>
             </w:tblPr>
             <w:tblGrid>
-              <w:gridCol w:w="5121"/>
-              <w:gridCol w:w="5121"/>
-              <w:gridCol w:w="5121"/>
+              <w:gridCol w:w="2560"/>
+              <w:gridCol w:w="2560"/>
             </w:tblGrid>
             <w:tr>
               <w:tc>
                 <w:tcPr>
-                  <w:tcW w:type="dxa" w:w="5121"/>
+                  <w:tcW w:type="dxa" w:w="2560"/>
                   <w:shd w:val="clear" w:color="auto" w:fill="FCE8E8"/>
                   <w:tcMar>
                     <w:top w:w="50" w:type="dxa"/>
@@ -3272,39 +2386,13 @@
                       <w:color w:val="B52020"/>
                       <w:sz w:val="17"/>
                     </w:rPr>
-                    <w:t>Escuela</w:t>
-                  </w:r>
-                </w:p>
-              </w:tc>
-              <w:tc>
-                <w:tcPr>
-                  <w:tcW w:type="dxa" w:w="5121"/>
-                  <w:shd w:val="clear" w:color="auto" w:fill="FCE8E8"/>
-                  <w:tcMar>
-                    <w:top w:w="50" w:type="dxa"/>
-                    <w:bottom w:w="50" w:type="dxa"/>
-                    <w:left w:w="100" w:type="dxa"/>
-                    <w:right w:w="100" w:type="dxa"/>
-                  </w:tcMar>
-                </w:tcPr>
-                <w:p>
-                  <w:pPr>
-                    <w:spacing w:before="0" w:after="0"/>
-                    <w:jc w:val="right"/>
-                  </w:pPr>
-                  <w:r>
-                    <w:rPr>
-                      <w:b/>
-                      <w:color w:val="B52020"/>
-                      <w:sz w:val="17"/>
-                    </w:rPr>
                     <w:t>Tallas</w:t>
                   </w:r>
                 </w:p>
               </w:tc>
               <w:tc>
                 <w:tcPr>
-                  <w:tcW w:type="dxa" w:w="5121"/>
+                  <w:tcW w:type="dxa" w:w="2560"/>
                   <w:shd w:val="clear" w:color="auto" w:fill="FCE8E8"/>
                   <w:tcMar>
                     <w:top w:w="50" w:type="dxa"/>
@@ -3332,7 +2420,7 @@
             <w:tr>
               <w:tc>
                 <w:tcPr>
-                  <w:tcW w:type="dxa" w:w="5121"/>
+                  <w:tcW w:type="dxa" w:w="2560"/>
                   <w:shd w:val="clear" w:color="auto" w:fill="FFFFFF"/>
                   <w:tcMar>
                     <w:top w:w="48" w:type="dxa"/>
@@ -3352,13 +2440,13 @@
                       <w:color w:val="1A1A2E"/>
                       <w:sz w:val="18"/>
                     </w:rPr>
-                    <w:t>Colegio Motolinea</w:t>
+                    <w:t>4, 6, 8</w:t>
                   </w:r>
                 </w:p>
               </w:tc>
               <w:tc>
                 <w:tcPr>
-                  <w:tcW w:type="dxa" w:w="5121"/>
+                  <w:tcW w:type="dxa" w:w="2560"/>
                   <w:shd w:val="clear" w:color="auto" w:fill="FFFFFF"/>
                   <w:tcMar>
                     <w:top w:w="48" w:type="dxa"/>
@@ -3378,13 +2466,95 @@
                       <w:color w:val="1E3A6E"/>
                       <w:sz w:val="18"/>
                     </w:rPr>
-                    <w:t>4–8 / 10–12 / 14–16 / 28–34 / 36–38</w:t>
+                    <w:t>$209</w:t>
+                  </w:r>
+                </w:p>
+              </w:tc>
+            </w:tr>
+            <w:tr>
+              <w:tc>
+                <w:tcPr>
+                  <w:tcW w:type="dxa" w:w="2560"/>
+                  <w:shd w:val="clear" w:color="auto" w:fill="FDF0F0"/>
+                  <w:tcMar>
+                    <w:top w:w="48" w:type="dxa"/>
+                    <w:bottom w:w="48" w:type="dxa"/>
+                    <w:left w:w="100" w:type="dxa"/>
+                    <w:right w:w="100" w:type="dxa"/>
+                  </w:tcMar>
+                </w:tcPr>
+                <w:p>
+                  <w:pPr>
+                    <w:spacing w:before="0" w:after="0"/>
+                    <w:jc w:val="left"/>
+                  </w:pPr>
+                  <w:r>
+                    <w:rPr>
+                      <w:b w:val="0"/>
+                      <w:color w:val="1A1A2E"/>
+                      <w:sz w:val="18"/>
+                    </w:rPr>
+                    <w:t>10, 12</w:t>
                   </w:r>
                 </w:p>
               </w:tc>
               <w:tc>
                 <w:tcPr>
-                  <w:tcW w:type="dxa" w:w="5121"/>
+                  <w:tcW w:type="dxa" w:w="2560"/>
+                  <w:shd w:val="clear" w:color="auto" w:fill="FDF0F0"/>
+                  <w:tcMar>
+                    <w:top w:w="48" w:type="dxa"/>
+                    <w:bottom w:w="48" w:type="dxa"/>
+                    <w:left w:w="100" w:type="dxa"/>
+                    <w:right w:w="100" w:type="dxa"/>
+                  </w:tcMar>
+                </w:tcPr>
+                <w:p>
+                  <w:pPr>
+                    <w:spacing w:before="0" w:after="0"/>
+                    <w:jc w:val="right"/>
+                  </w:pPr>
+                  <w:r>
+                    <w:rPr>
+                      <w:b/>
+                      <w:color w:val="1E3A6E"/>
+                      <w:sz w:val="18"/>
+                    </w:rPr>
+                    <w:t>$219</w:t>
+                  </w:r>
+                </w:p>
+              </w:tc>
+            </w:tr>
+            <w:tr>
+              <w:tc>
+                <w:tcPr>
+                  <w:tcW w:type="dxa" w:w="2560"/>
+                  <w:shd w:val="clear" w:color="auto" w:fill="FFFFFF"/>
+                  <w:tcMar>
+                    <w:top w:w="48" w:type="dxa"/>
+                    <w:bottom w:w="48" w:type="dxa"/>
+                    <w:left w:w="100" w:type="dxa"/>
+                    <w:right w:w="100" w:type="dxa"/>
+                  </w:tcMar>
+                </w:tcPr>
+                <w:p>
+                  <w:pPr>
+                    <w:spacing w:before="0" w:after="0"/>
+                    <w:jc w:val="left"/>
+                  </w:pPr>
+                  <w:r>
+                    <w:rPr>
+                      <w:b w:val="0"/>
+                      <w:color w:val="1A1A2E"/>
+                      <w:sz w:val="18"/>
+                    </w:rPr>
+                    <w:t>14, 16</w:t>
+                  </w:r>
+                </w:p>
+              </w:tc>
+              <w:tc>
+                <w:tcPr>
+                  <w:tcW w:type="dxa" w:w="2560"/>
                   <w:shd w:val="clear" w:color="auto" w:fill="FFFFFF"/>
                   <w:tcMar>
                     <w:top w:w="48" w:type="dxa"/>
@@ -3404,7 +2574,7 @@
                       <w:color w:val="1E3A6E"/>
                       <w:sz w:val="18"/>
                     </w:rPr>
-                    <w:t>205/215/225/245/255</w:t>
+                    <w:t>$229</w:t>
                   </w:r>
                 </w:p>
               </w:tc>
@@ -3412,7 +2582,7 @@
             <w:tr>
               <w:tc>
                 <w:tcPr>
-                  <w:tcW w:type="dxa" w:w="5121"/>
+                  <w:tcW w:type="dxa" w:w="2560"/>
                   <w:shd w:val="clear" w:color="auto" w:fill="FDF0F0"/>
                   <w:tcMar>
                     <w:top w:w="48" w:type="dxa"/>
@@ -3432,13 +2602,13 @@
                       <w:color w:val="1A1A2E"/>
                       <w:sz w:val="18"/>
                     </w:rPr>
-                    <w:t>SABES</w:t>
+                    <w:t>28, 30, 32, 34</w:t>
                   </w:r>
                 </w:p>
               </w:tc>
               <w:tc>
                 <w:tcPr>
-                  <w:tcW w:type="dxa" w:w="5121"/>
+                  <w:tcW w:type="dxa" w:w="2560"/>
                   <w:shd w:val="clear" w:color="auto" w:fill="FDF0F0"/>
                   <w:tcMar>
                     <w:top w:w="48" w:type="dxa"/>
@@ -3458,13 +2628,278 @@
                       <w:color w:val="1E3A6E"/>
                       <w:sz w:val="18"/>
                     </w:rPr>
-                    <w:t>10–16 / 28–34 / 36–38 / 40–42</w:t>
+                    <w:t>$249</w:t>
+                  </w:r>
+                </w:p>
+              </w:tc>
+            </w:tr>
+            <w:tr>
+              <w:tc>
+                <w:tcPr>
+                  <w:tcW w:type="dxa" w:w="2560"/>
+                  <w:shd w:val="clear" w:color="auto" w:fill="FFFFFF"/>
+                  <w:tcMar>
+                    <w:top w:w="48" w:type="dxa"/>
+                    <w:bottom w:w="48" w:type="dxa"/>
+                    <w:left w:w="100" w:type="dxa"/>
+                    <w:right w:w="100" w:type="dxa"/>
+                  </w:tcMar>
+                </w:tcPr>
+                <w:p>
+                  <w:pPr>
+                    <w:spacing w:before="0" w:after="0"/>
+                    <w:jc w:val="left"/>
+                  </w:pPr>
+                  <w:r>
+                    <w:rPr>
+                      <w:b w:val="0"/>
+                      <w:color w:val="1A1A2E"/>
+                      <w:sz w:val="18"/>
+                    </w:rPr>
+                    <w:t>36, 38</w:t>
                   </w:r>
                 </w:p>
               </w:tc>
               <w:tc>
                 <w:tcPr>
+                  <w:tcW w:type="dxa" w:w="2560"/>
+                  <w:shd w:val="clear" w:color="auto" w:fill="FFFFFF"/>
+                  <w:tcMar>
+                    <w:top w:w="48" w:type="dxa"/>
+                    <w:bottom w:w="48" w:type="dxa"/>
+                    <w:left w:w="100" w:type="dxa"/>
+                    <w:right w:w="100" w:type="dxa"/>
+                  </w:tcMar>
+                </w:tcPr>
+                <w:p>
+                  <w:pPr>
+                    <w:spacing w:before="0" w:after="0"/>
+                    <w:jc w:val="right"/>
+                  </w:pPr>
+                  <w:r>
+                    <w:rPr>
+                      <w:b/>
+                      <w:color w:val="1E3A6E"/>
+                      <w:sz w:val="18"/>
+                    </w:rPr>
+                    <w:t>$259</w:t>
+                  </w:r>
+                </w:p>
+              </w:tc>
+            </w:tr>
+          </w:tbl>
+          <w:p/>
+          <w:p>
+            <w:pPr>
+              <w:spacing w:before="0" w:after="80"/>
+            </w:pPr>
+          </w:p>
+        </w:tc>
+        <w:tc>
+          <w:tcPr>
+            <w:tcW w:type="dxa" w:w="5121"/>
+            <w:tcMar>
+              <w:top w:w="0" w:type="dxa"/>
+              <w:bottom w:w="0" w:type="dxa"/>
+              <w:left w:w="60" w:type="dxa"/>
+              <w:right w:w="60" w:type="dxa"/>
+            </w:tcMar>
+          </w:tcPr>
+          <w:p/>
+          <w:tbl>
+            <w:tblPr>
+              <w:tblW w:type="auto" w:w="0"/>
+              <w:tblLook w:firstColumn="1" w:firstRow="1" w:lastColumn="0" w:lastRow="0" w:noHBand="0" w:noVBand="1" w:val="04A0"/>
+              <w:tblBorders>
+                <w:top w:val="none"/>
+                <w:left w:val="none"/>
+                <w:bottom w:val="none"/>
+                <w:right w:val="none"/>
+                <w:insideH w:val="none"/>
+                <w:insideV w:val="none"/>
+              </w:tblBorders>
+            </w:tblPr>
+            <w:tblGrid>
+              <w:gridCol w:w="5121"/>
+            </w:tblGrid>
+            <w:tr>
+              <w:tc>
+                <w:tcPr>
                   <w:tcW w:type="dxa" w:w="5121"/>
+                  <w:shd w:val="clear" w:color="auto" w:fill="B52020"/>
+                  <w:tcMar>
+                    <w:top w:w="70" w:type="dxa"/>
+                    <w:bottom w:w="70" w:type="dxa"/>
+                    <w:left w:w="140" w:type="dxa"/>
+                    <w:right w:w="140" w:type="dxa"/>
+                  </w:tcMar>
+                </w:tcPr>
+                <w:p>
+                  <w:pPr>
+                    <w:spacing w:before="0" w:after="0"/>
+                    <w:jc w:val="left"/>
+                  </w:pPr>
+                  <w:r>
+                    <w:rPr>
+                      <w:b/>
+                      <w:color w:val="FFFFFF"/>
+                      <w:sz w:val="20"/>
+                    </w:rPr>
+                    <w:t>Conalep · SABES</w:t>
+                  </w:r>
+                </w:p>
+              </w:tc>
+            </w:tr>
+          </w:tbl>
+          <w:p/>
+          <w:tbl>
+            <w:tblPr>
+              <w:tblStyle w:val="TableGrid"/>
+              <w:tblW w:type="auto" w:w="0"/>
+              <w:tblLook w:firstColumn="1" w:firstRow="1" w:lastColumn="0" w:lastRow="0" w:noHBand="0" w:noVBand="1" w:val="04A0"/>
+            </w:tblPr>
+            <w:tblGrid>
+              <w:gridCol w:w="2560"/>
+              <w:gridCol w:w="2560"/>
+            </w:tblGrid>
+            <w:tr>
+              <w:tc>
+                <w:tcPr>
+                  <w:tcW w:type="dxa" w:w="2560"/>
+                  <w:shd w:val="clear" w:color="auto" w:fill="FCE8E8"/>
+                  <w:tcMar>
+                    <w:top w:w="50" w:type="dxa"/>
+                    <w:bottom w:w="50" w:type="dxa"/>
+                    <w:left w:w="100" w:type="dxa"/>
+                    <w:right w:w="100" w:type="dxa"/>
+                  </w:tcMar>
+                </w:tcPr>
+                <w:p>
+                  <w:pPr>
+                    <w:spacing w:before="0" w:after="0"/>
+                    <w:jc w:val="left"/>
+                  </w:pPr>
+                  <w:r>
+                    <w:rPr>
+                      <w:b/>
+                      <w:color w:val="B52020"/>
+                      <w:sz w:val="17"/>
+                    </w:rPr>
+                    <w:t>Tallas</w:t>
+                  </w:r>
+                </w:p>
+              </w:tc>
+              <w:tc>
+                <w:tcPr>
+                  <w:tcW w:type="dxa" w:w="2560"/>
+                  <w:shd w:val="clear" w:color="auto" w:fill="FCE8E8"/>
+                  <w:tcMar>
+                    <w:top w:w="50" w:type="dxa"/>
+                    <w:bottom w:w="50" w:type="dxa"/>
+                    <w:left w:w="100" w:type="dxa"/>
+                    <w:right w:w="100" w:type="dxa"/>
+                  </w:tcMar>
+                </w:tcPr>
+                <w:p>
+                  <w:pPr>
+                    <w:spacing w:before="0" w:after="0"/>
+                    <w:jc w:val="right"/>
+                  </w:pPr>
+                  <w:r>
+                    <w:rPr>
+                      <w:b/>
+                      <w:color w:val="B52020"/>
+                      <w:sz w:val="17"/>
+                    </w:rPr>
+                    <w:t>Precio</w:t>
+                  </w:r>
+                </w:p>
+              </w:tc>
+            </w:tr>
+            <w:tr>
+              <w:tc>
+                <w:tcPr>
+                  <w:tcW w:type="dxa" w:w="2560"/>
+                  <w:shd w:val="clear" w:color="auto" w:fill="FFFFFF"/>
+                  <w:tcMar>
+                    <w:top w:w="48" w:type="dxa"/>
+                    <w:bottom w:w="48" w:type="dxa"/>
+                    <w:left w:w="100" w:type="dxa"/>
+                    <w:right w:w="100" w:type="dxa"/>
+                  </w:tcMar>
+                </w:tcPr>
+                <w:p>
+                  <w:pPr>
+                    <w:spacing w:before="0" w:after="0"/>
+                    <w:jc w:val="left"/>
+                  </w:pPr>
+                  <w:r>
+                    <w:rPr>
+                      <w:b w:val="0"/>
+                      <w:color w:val="1A1A2E"/>
+                      <w:sz w:val="18"/>
+                    </w:rPr>
+                    <w:t>10, 12, 14, 16, 28, 30, 32, 34</w:t>
+                  </w:r>
+                </w:p>
+              </w:tc>
+              <w:tc>
+                <w:tcPr>
+                  <w:tcW w:type="dxa" w:w="2560"/>
+                  <w:shd w:val="clear" w:color="auto" w:fill="FFFFFF"/>
+                  <w:tcMar>
+                    <w:top w:w="48" w:type="dxa"/>
+                    <w:bottom w:w="48" w:type="dxa"/>
+                    <w:left w:w="100" w:type="dxa"/>
+                    <w:right w:w="100" w:type="dxa"/>
+                  </w:tcMar>
+                </w:tcPr>
+                <w:p>
+                  <w:pPr>
+                    <w:spacing w:before="0" w:after="0"/>
+                    <w:jc w:val="right"/>
+                  </w:pPr>
+                  <w:r>
+                    <w:rPr>
+                      <w:b/>
+                      <w:color w:val="1E3A6E"/>
+                      <w:sz w:val="18"/>
+                    </w:rPr>
+                    <w:t>$285</w:t>
+                  </w:r>
+                </w:p>
+              </w:tc>
+            </w:tr>
+            <w:tr>
+              <w:tc>
+                <w:tcPr>
+                  <w:tcW w:type="dxa" w:w="2560"/>
+                  <w:shd w:val="clear" w:color="auto" w:fill="FDF0F0"/>
+                  <w:tcMar>
+                    <w:top w:w="48" w:type="dxa"/>
+                    <w:bottom w:w="48" w:type="dxa"/>
+                    <w:left w:w="100" w:type="dxa"/>
+                    <w:right w:w="100" w:type="dxa"/>
+                  </w:tcMar>
+                </w:tcPr>
+                <w:p>
+                  <w:pPr>
+                    <w:spacing w:before="0" w:after="0"/>
+                    <w:jc w:val="left"/>
+                  </w:pPr>
+                  <w:r>
+                    <w:rPr>
+                      <w:b w:val="0"/>
+                      <w:color w:val="1A1A2E"/>
+                      <w:sz w:val="18"/>
+                    </w:rPr>
+                    <w:t>36, 38, 40, 42</w:t>
+                  </w:r>
+                </w:p>
+              </w:tc>
+              <w:tc>
+                <w:tcPr>
+                  <w:tcW w:type="dxa" w:w="2560"/>
                   <w:shd w:val="clear" w:color="auto" w:fill="FDF0F0"/>
                   <w:tcMar>
                     <w:top w:w="48" w:type="dxa"/>
@@ -3484,7 +2919,136 @@
                       <w:color w:val="1E3A6E"/>
                       <w:sz w:val="18"/>
                     </w:rPr>
-                    <w:t>270/275/285/295</w:t>
+                    <w:t>$295</w:t>
+                  </w:r>
+                </w:p>
+              </w:tc>
+            </w:tr>
+          </w:tbl>
+          <w:p/>
+          <w:p>
+            <w:pPr>
+              <w:spacing w:before="0" w:after="80"/>
+            </w:pPr>
+          </w:p>
+        </w:tc>
+        <w:tc>
+          <w:tcPr>
+            <w:tcW w:type="dxa" w:w="5121"/>
+            <w:tcMar>
+              <w:top w:w="0" w:type="dxa"/>
+              <w:bottom w:w="0" w:type="dxa"/>
+              <w:left w:w="60" w:type="dxa"/>
+              <w:right w:w="60" w:type="dxa"/>
+            </w:tcMar>
+          </w:tcPr>
+          <w:p/>
+          <w:tbl>
+            <w:tblPr>
+              <w:tblW w:type="auto" w:w="0"/>
+              <w:tblLook w:firstColumn="1" w:firstRow="1" w:lastColumn="0" w:lastRow="0" w:noHBand="0" w:noVBand="1" w:val="04A0"/>
+              <w:tblBorders>
+                <w:top w:val="none"/>
+                <w:left w:val="none"/>
+                <w:bottom w:val="none"/>
+                <w:right w:val="none"/>
+                <w:insideH w:val="none"/>
+                <w:insideV w:val="none"/>
+              </w:tblBorders>
+            </w:tblPr>
+            <w:tblGrid>
+              <w:gridCol w:w="5121"/>
+            </w:tblGrid>
+            <w:tr>
+              <w:tc>
+                <w:tcPr>
+                  <w:tcW w:type="dxa" w:w="5121"/>
+                  <w:shd w:val="clear" w:color="auto" w:fill="B52020"/>
+                  <w:tcMar>
+                    <w:top w:w="70" w:type="dxa"/>
+                    <w:bottom w:w="70" w:type="dxa"/>
+                    <w:left w:w="140" w:type="dxa"/>
+                    <w:right w:w="140" w:type="dxa"/>
+                  </w:tcMar>
+                </w:tcPr>
+                <w:p>
+                  <w:pPr>
+                    <w:spacing w:before="0" w:after="0"/>
+                    <w:jc w:val="left"/>
+                  </w:pPr>
+                  <w:r>
+                    <w:rPr>
+                      <w:b/>
+                      <w:color w:val="FFFFFF"/>
+                      <w:sz w:val="20"/>
+                    </w:rPr>
+                    <w:t>Margarita Paz Paredes</w:t>
+                  </w:r>
+                </w:p>
+              </w:tc>
+            </w:tr>
+          </w:tbl>
+          <w:p/>
+          <w:tbl>
+            <w:tblPr>
+              <w:tblStyle w:val="TableGrid"/>
+              <w:tblW w:type="auto" w:w="0"/>
+              <w:tblLook w:firstColumn="1" w:firstRow="1" w:lastColumn="0" w:lastRow="0" w:noHBand="0" w:noVBand="1" w:val="04A0"/>
+            </w:tblPr>
+            <w:tblGrid>
+              <w:gridCol w:w="2560"/>
+              <w:gridCol w:w="2560"/>
+            </w:tblGrid>
+            <w:tr>
+              <w:tc>
+                <w:tcPr>
+                  <w:tcW w:type="dxa" w:w="2560"/>
+                  <w:shd w:val="clear" w:color="auto" w:fill="FCE8E8"/>
+                  <w:tcMar>
+                    <w:top w:w="50" w:type="dxa"/>
+                    <w:bottom w:w="50" w:type="dxa"/>
+                    <w:left w:w="100" w:type="dxa"/>
+                    <w:right w:w="100" w:type="dxa"/>
+                  </w:tcMar>
+                </w:tcPr>
+                <w:p>
+                  <w:pPr>
+                    <w:spacing w:before="0" w:after="0"/>
+                    <w:jc w:val="left"/>
+                  </w:pPr>
+                  <w:r>
+                    <w:rPr>
+                      <w:b/>
+                      <w:color w:val="B52020"/>
+                      <w:sz w:val="17"/>
+                    </w:rPr>
+                    <w:t>Tallas</w:t>
+                  </w:r>
+                </w:p>
+              </w:tc>
+              <w:tc>
+                <w:tcPr>
+                  <w:tcW w:type="dxa" w:w="2560"/>
+                  <w:shd w:val="clear" w:color="auto" w:fill="FCE8E8"/>
+                  <w:tcMar>
+                    <w:top w:w="50" w:type="dxa"/>
+                    <w:bottom w:w="50" w:type="dxa"/>
+                    <w:left w:w="100" w:type="dxa"/>
+                    <w:right w:w="100" w:type="dxa"/>
+                  </w:tcMar>
+                </w:tcPr>
+                <w:p>
+                  <w:pPr>
+                    <w:spacing w:before="0" w:after="0"/>
+                    <w:jc w:val="right"/>
+                  </w:pPr>
+                  <w:r>
+                    <w:rPr>
+                      <w:b/>
+                      <w:color w:val="B52020"/>
+                      <w:sz w:val="17"/>
+                    </w:rPr>
+                    <w:t>Precio</w:t>
                   </w:r>
                 </w:p>
               </w:tc>
@@ -3492,7 +3056,7 @@
             <w:tr>
               <w:tc>
                 <w:tcPr>
-                  <w:tcW w:type="dxa" w:w="5121"/>
+                  <w:tcW w:type="dxa" w:w="2560"/>
                   <w:shd w:val="clear" w:color="auto" w:fill="FFFFFF"/>
                   <w:tcMar>
                     <w:top w:w="48" w:type="dxa"/>
@@ -3512,120 +3076,14 @@
                       <w:color w:val="1A1A2E"/>
                       <w:sz w:val="18"/>
                     </w:rPr>
-                    <w:t>Conalep</w:t>
+                    <w:t>2, 4, 6, 8</w:t>
                   </w:r>
                 </w:p>
               </w:tc>
               <w:tc>
                 <w:tcPr>
-                  <w:tcW w:type="dxa" w:w="5121"/>
+                  <w:tcW w:type="dxa" w:w="2560"/>
                   <w:shd w:val="clear" w:color="auto" w:fill="FFFFFF"/>
-                  <w:tcMar>
-                    <w:top w:w="48" w:type="dxa"/>
-                    <w:bottom w:w="48" w:type="dxa"/>
-                    <w:left w:w="100" w:type="dxa"/>
-                    <w:right w:w="100" w:type="dxa"/>
-                  </w:tcMar>
-                </w:tcPr>
-                <w:p>
-                  <w:pPr>
-                    <w:spacing w:before="0" w:after="0"/>
-                    <w:jc w:val="right"/>
-                  </w:pPr>
-                  <w:r>
-                    <w:rPr>
-                      <w:b/>
-                      <w:color w:val="1E3A6E"/>
-                      <w:sz w:val="18"/>
-                    </w:rPr>
-                    <w:t>14–16 / 28–34 / 36–42</w:t>
-                  </w:r>
-                </w:p>
-              </w:tc>
-              <w:tc>
-                <w:tcPr>
-                  <w:tcW w:type="dxa" w:w="5121"/>
-                  <w:shd w:val="clear" w:color="auto" w:fill="FFFFFF"/>
-                  <w:tcMar>
-                    <w:top w:w="48" w:type="dxa"/>
-                    <w:bottom w:w="48" w:type="dxa"/>
-                    <w:left w:w="100" w:type="dxa"/>
-                    <w:right w:w="100" w:type="dxa"/>
-                  </w:tcMar>
-                </w:tcPr>
-                <w:p>
-                  <w:pPr>
-                    <w:spacing w:before="0" w:after="0"/>
-                    <w:jc w:val="right"/>
-                  </w:pPr>
-                  <w:r>
-                    <w:rPr>
-                      <w:b/>
-                      <w:color w:val="1E3A6E"/>
-                      <w:sz w:val="18"/>
-                    </w:rPr>
-                    <w:t>280/285/295</w:t>
-                  </w:r>
-                </w:p>
-              </w:tc>
-            </w:tr>
-            <w:tr>
-              <w:tc>
-                <w:tcPr>
-                  <w:tcW w:type="dxa" w:w="5121"/>
-                  <w:shd w:val="clear" w:color="auto" w:fill="FDF0F0"/>
-                  <w:tcMar>
-                    <w:top w:w="48" w:type="dxa"/>
-                    <w:bottom w:w="48" w:type="dxa"/>
-                    <w:left w:w="100" w:type="dxa"/>
-                    <w:right w:w="100" w:type="dxa"/>
-                  </w:tcMar>
-                </w:tcPr>
-                <w:p>
-                  <w:pPr>
-                    <w:spacing w:before="0" w:after="0"/>
-                    <w:jc w:val="left"/>
-                  </w:pPr>
-                  <w:r>
-                    <w:rPr>
-                      <w:b w:val="0"/>
-                      <w:color w:val="1A1A2E"/>
-                      <w:sz w:val="18"/>
-                    </w:rPr>
-                    <w:t>Margarita Paz Paredes</w:t>
-                  </w:r>
-                </w:p>
-              </w:tc>
-              <w:tc>
-                <w:tcPr>
-                  <w:tcW w:type="dxa" w:w="5121"/>
-                  <w:shd w:val="clear" w:color="auto" w:fill="FDF0F0"/>
-                  <w:tcMar>
-                    <w:top w:w="48" w:type="dxa"/>
-                    <w:bottom w:w="48" w:type="dxa"/>
-                    <w:left w:w="100" w:type="dxa"/>
-                    <w:right w:w="100" w:type="dxa"/>
-                  </w:tcMar>
-                </w:tcPr>
-                <w:p>
-                  <w:pPr>
-                    <w:spacing w:before="0" w:after="0"/>
-                    <w:jc w:val="right"/>
-                  </w:pPr>
-                  <w:r>
-                    <w:rPr>
-                      <w:b/>
-                      <w:color w:val="1E3A6E"/>
-                      <w:sz w:val="18"/>
-                    </w:rPr>
-                    <w:t>4, 6, 8 Preescolar</w:t>
-                  </w:r>
-                </w:p>
-              </w:tc>
-              <w:tc>
-                <w:tcPr>
-                  <w:tcW w:type="dxa" w:w="5121"/>
-                  <w:shd w:val="clear" w:color="auto" w:fill="FDF0F0"/>
                   <w:tcMar>
                     <w:top w:w="48" w:type="dxa"/>
                     <w:bottom w:w="48" w:type="dxa"/>
@@ -3663,19 +3121,6 @@
       <w:pPr>
         <w:spacing w:before="0" w:after="120"/>
       </w:pPr>
-    </w:p>
-    <w:p>
-      <w:pPr>
-        <w:spacing w:before="0" w:after="40"/>
-      </w:pPr>
-      <w:r>
-        <w:rPr>
-          <w:i/>
-          <w:color w:val="666666"/>
-          <w:sz w:val="17"/>
-        </w:rPr>
-        <w:t xml:space="preserve">  Las faldas por escuela siempre deben estar por encima de la línea genérica.</w:t>
-      </w:r>
     </w:p>
     <w:sectPr>
       <w:pgSz w:w="16838" w:h="11906" w:orient="landscape"/>
